--- a/schedule/2015_oct.docx
+++ b/schedule/2015_oct.docx
@@ -1,6 +1,6 @@
 
 <file path=word/document.xml><?xml version="1.0" encoding="utf-8"?>
-<w:document xmlns:ve="http://schemas.openxmlformats.org/markup-compatibility/2006" xmlns:o="urn:schemas-microsoft-com:office:office" xmlns:r="http://schemas.openxmlformats.org/officeDocument/2006/relationships" xmlns:m="http://schemas.openxmlformats.org/officeDocument/2006/math" xmlns:v="urn:schemas-microsoft-com:vml" xmlns:wp="http://schemas.openxmlformats.org/drawingml/2006/wordprocessingDrawing" xmlns:w10="urn:schemas-microsoft-com:office:word" xmlns:w="http://schemas.openxmlformats.org/wordprocessingml/2006/main" xmlns:wne="http://schemas.microsoft.com/office/word/2006/wordml">
+<w:document xmlns:wpc="http://schemas.microsoft.com/office/word/2010/wordprocessingCanvas" xmlns:mc="http://schemas.openxmlformats.org/markup-compatibility/2006" xmlns:o="urn:schemas-microsoft-com:office:office" xmlns:r="http://schemas.openxmlformats.org/officeDocument/2006/relationships" xmlns:m="http://schemas.openxmlformats.org/officeDocument/2006/math" xmlns:v="urn:schemas-microsoft-com:vml" xmlns:wp14="http://schemas.microsoft.com/office/word/2010/wordprocessingDrawing" xmlns:wp="http://schemas.openxmlformats.org/drawingml/2006/wordprocessingDrawing" xmlns:w10="urn:schemas-microsoft-com:office:word" xmlns:w="http://schemas.openxmlformats.org/wordprocessingml/2006/main" xmlns:w14="http://schemas.microsoft.com/office/word/2010/wordml" xmlns:w15="http://schemas.microsoft.com/office/word/2012/wordml" xmlns:wpg="http://schemas.microsoft.com/office/word/2010/wordprocessingGroup" xmlns:wpi="http://schemas.microsoft.com/office/word/2010/wordprocessingInk" xmlns:wne="http://schemas.microsoft.com/office/word/2006/wordml" xmlns:wps="http://schemas.microsoft.com/office/word/2010/wordprocessingShape" mc:Ignorable="w14 w15 wp14">
   <w:body>
     <w:p>
       <w:pPr>
@@ -71,6 +71,14 @@
           <w:szCs w:val="20"/>
         </w:rPr>
       </w:pPr>
+      <w:r>
+        <w:rPr>
+          <w:b/>
+          <w:sz w:val="20"/>
+          <w:szCs w:val="20"/>
+        </w:rPr>
+        <w:t>_____________</w:t>
+      </w:r>
       <w:proofErr w:type="spellStart"/>
       <w:r>
         <w:rPr>
@@ -78,7 +86,7 @@
           <w:sz w:val="20"/>
           <w:szCs w:val="20"/>
         </w:rPr>
-        <w:t>_____________Р.В.Самсонов</w:t>
+        <w:t>Р.В.Самсонов</w:t>
       </w:r>
       <w:proofErr w:type="spellEnd"/>
     </w:p>
@@ -97,7 +105,25 @@
           <w:sz w:val="20"/>
           <w:szCs w:val="20"/>
         </w:rPr>
-        <w:t xml:space="preserve">                                                                                                                                                                                                                      « 04 »   октября   201</w:t>
+        <w:t xml:space="preserve">                                                                                                                                                                                                                      </w:t>
+      </w:r>
+      <w:proofErr w:type="gramStart"/>
+      <w:r>
+        <w:rPr>
+          <w:b/>
+          <w:sz w:val="20"/>
+          <w:szCs w:val="20"/>
+        </w:rPr>
+        <w:t>« 04</w:t>
+      </w:r>
+      <w:proofErr w:type="gramEnd"/>
+      <w:r>
+        <w:rPr>
+          <w:b/>
+          <w:sz w:val="20"/>
+          <w:szCs w:val="20"/>
+        </w:rPr>
+        <w:t xml:space="preserve"> »   октября   </w:t>
       </w:r>
       <w:r>
         <w:rPr>
@@ -105,7 +131,7 @@
           <w:sz w:val="20"/>
           <w:szCs w:val="20"/>
         </w:rPr>
-        <w:t>3</w:t>
+        <w:t>2015</w:t>
       </w:r>
       <w:r>
         <w:rPr>
@@ -161,14 +187,49 @@
           <w:b/>
           <w:sz w:val="28"/>
         </w:rPr>
-        <w:t>4 ноября по 9 ноября 201</w:t>
+        <w:t>26</w:t>
       </w:r>
       <w:r>
         <w:rPr>
           <w:b/>
           <w:sz w:val="28"/>
         </w:rPr>
-        <w:t>3</w:t>
+        <w:t xml:space="preserve"> </w:t>
+      </w:r>
+      <w:r>
+        <w:rPr>
+          <w:b/>
+          <w:sz w:val="28"/>
+        </w:rPr>
+        <w:t>октября по 31</w:t>
+      </w:r>
+      <w:r>
+        <w:rPr>
+          <w:b/>
+          <w:sz w:val="28"/>
+        </w:rPr>
+        <w:t xml:space="preserve"> </w:t>
+      </w:r>
+      <w:r>
+        <w:rPr>
+          <w:b/>
+          <w:sz w:val="28"/>
+        </w:rPr>
+        <w:t>октября</w:t>
+      </w:r>
+      <w:r>
+        <w:rPr>
+          <w:b/>
+          <w:sz w:val="28"/>
+        </w:rPr>
+        <w:t xml:space="preserve"> </w:t>
+      </w:r>
+      <w:r>
+        <w:rPr>
+          <w:b/>
+          <w:sz w:val="28"/>
+        </w:rPr>
+        <w:t>2015</w:t>
       </w:r>
       <w:r>
         <w:rPr>
@@ -199,7 +260,7 @@
           <w:insideV w:val="single" w:sz="4" w:space="0" w:color="auto"/>
         </w:tblBorders>
         <w:tblLayout w:type="fixed"/>
-        <w:tblLook w:val="01E0"/>
+        <w:tblLook w:val="01E0" w:firstRow="1" w:lastRow="1" w:firstColumn="1" w:lastColumn="1" w:noHBand="0" w:noVBand="0"/>
       </w:tblPr>
       <w:tblGrid>
         <w:gridCol w:w="804"/>
@@ -422,7 +483,23 @@
                 <w:b/>
                 <w:i/>
               </w:rPr>
-              <w:t>4   НОЯБРЯ</w:t>
+              <w:t>26</w:t>
+            </w:r>
+            <w:bookmarkStart w:id="0" w:name="_GoBack"/>
+            <w:bookmarkEnd w:id="0"/>
+            <w:r>
+              <w:rPr>
+                <w:b/>
+                <w:i/>
+              </w:rPr>
+              <w:t xml:space="preserve">   </w:t>
+            </w:r>
+            <w:r>
+              <w:rPr>
+                <w:b/>
+                <w:i/>
+              </w:rPr>
+              <w:t>ОКТЯБРЯ</w:t>
             </w:r>
           </w:p>
         </w:tc>
@@ -705,38 +782,73 @@
           <w:p>
             <w:pPr>
               <w:jc w:val="center"/>
-            </w:pPr>
-            <w:r>
-              <w:rPr>
-                <w:b/>
-                <w:bCs/>
-              </w:rPr>
-              <w:t>Алгоритмы на строках</w:t>
-            </w:r>
-          </w:p>
-          <w:p>
-            <w:pPr>
-              <w:jc w:val="center"/>
-              <w:rPr>
-                <w:i/>
-                <w:iCs/>
-              </w:rPr>
-            </w:pPr>
-            <w:proofErr w:type="spellStart"/>
-            <w:r>
-              <w:rPr>
-                <w:i/>
-                <w:iCs/>
-              </w:rPr>
-              <w:t>Казменко</w:t>
-            </w:r>
-            <w:proofErr w:type="spellEnd"/>
-            <w:r>
-              <w:rPr>
-                <w:i/>
-                <w:iCs/>
-              </w:rPr>
-              <w:t xml:space="preserve"> Иван Сергеевич</w:t>
+              <w:rPr>
+                <w:b/>
+                <w:bCs/>
+              </w:rPr>
+            </w:pPr>
+            <w:r>
+              <w:rPr>
+                <w:b/>
+                <w:bCs/>
+              </w:rPr>
+              <w:t>Введение в C/C++</w:t>
+            </w:r>
+            <w:r>
+              <w:rPr>
+                <w:b/>
+                <w:bCs/>
+              </w:rPr>
+              <w:t>:</w:t>
+            </w:r>
+            <w:r>
+              <w:rPr>
+                <w:b/>
+                <w:bCs/>
+              </w:rPr>
+              <w:t xml:space="preserve"> типы данных и переменные, условный оператор, циклы, файловый ввод-вывод</w:t>
+            </w:r>
+          </w:p>
+          <w:p>
+            <w:pPr>
+              <w:jc w:val="center"/>
+              <w:rPr>
+                <w:i/>
+                <w:iCs/>
+              </w:rPr>
+            </w:pPr>
+            <w:r>
+              <w:rPr>
+                <w:i/>
+                <w:iCs/>
+              </w:rPr>
+              <w:t>Степулёнок Денис Олегович</w:t>
+            </w:r>
+          </w:p>
+          <w:p>
+            <w:pPr>
+              <w:jc w:val="center"/>
+              <w:rPr>
+                <w:iCs/>
+                <w:sz w:val="20"/>
+                <w:szCs w:val="20"/>
+              </w:rPr>
+            </w:pPr>
+            <w:r>
+              <w:rPr>
+                <w:iCs/>
+                <w:sz w:val="20"/>
+                <w:szCs w:val="20"/>
+              </w:rPr>
+              <w:t>п</w:t>
+            </w:r>
+            <w:r>
+              <w:rPr>
+                <w:iCs/>
+                <w:sz w:val="20"/>
+                <w:szCs w:val="20"/>
+              </w:rPr>
+              <w:t>реподаватель СПб ГЭТУ «ЛЭТИ»</w:t>
             </w:r>
           </w:p>
           <w:p>
@@ -748,23 +860,13 @@
                 <w:szCs w:val="20"/>
               </w:rPr>
             </w:pPr>
-            <w:proofErr w:type="spellStart"/>
-            <w:r>
-              <w:rPr>
-                <w:iCs/>
-                <w:sz w:val="20"/>
-                <w:szCs w:val="20"/>
-              </w:rPr>
-              <w:t>Каб</w:t>
-            </w:r>
-            <w:proofErr w:type="spellEnd"/>
-            <w:r>
-              <w:rPr>
-                <w:iCs/>
-                <w:sz w:val="20"/>
-                <w:szCs w:val="20"/>
-              </w:rPr>
-              <w:t>. информатики</w:t>
+            <w:r>
+              <w:rPr>
+                <w:iCs/>
+                <w:sz w:val="20"/>
+                <w:szCs w:val="20"/>
+              </w:rPr>
+              <w:t>Каб. информатики</w:t>
             </w:r>
           </w:p>
         </w:tc>
@@ -872,72 +974,67 @@
                 <w:b/>
                 <w:bCs/>
               </w:rPr>
-              <w:t>Вычислительная геометрия</w:t>
-            </w:r>
-            <w:r>
-              <w:rPr>
-                <w:b/>
-                <w:bCs/>
-              </w:rPr>
-              <w:t xml:space="preserve">: </w:t>
-            </w:r>
-            <w:r>
-              <w:rPr>
-                <w:b/>
-                <w:bCs/>
-              </w:rPr>
-              <w:t>чертёж и формулы. Скалярное произведение, угол. Ориентированная площадь. Площадь многоугольника.</w:t>
-            </w:r>
-          </w:p>
-          <w:p>
-            <w:pPr>
-              <w:jc w:val="center"/>
-              <w:rPr>
-                <w:i/>
-                <w:iCs/>
-              </w:rPr>
-            </w:pPr>
-            <w:proofErr w:type="spellStart"/>
-            <w:r>
-              <w:rPr>
-                <w:i/>
-                <w:iCs/>
-              </w:rPr>
-              <w:t>Степулёнок</w:t>
-            </w:r>
-            <w:proofErr w:type="spellEnd"/>
-            <w:r>
-              <w:rPr>
-                <w:i/>
-                <w:iCs/>
-              </w:rPr>
-              <w:t xml:space="preserve"> Денис Олегович</w:t>
-            </w:r>
-          </w:p>
-          <w:p>
-            <w:pPr>
-              <w:jc w:val="center"/>
-              <w:rPr>
-                <w:iCs/>
-                <w:sz w:val="20"/>
-                <w:szCs w:val="20"/>
-              </w:rPr>
-            </w:pPr>
-            <w:r>
-              <w:rPr>
-                <w:iCs/>
-                <w:sz w:val="20"/>
-                <w:szCs w:val="20"/>
-              </w:rPr>
-              <w:t>п</w:t>
-            </w:r>
-            <w:r>
-              <w:rPr>
-                <w:iCs/>
-                <w:sz w:val="20"/>
-                <w:szCs w:val="20"/>
-              </w:rPr>
-              <w:t>реподаватель СПб ГЭТУ «ЛЭТИ»</w:t>
+              <w:t>Решение задач</w:t>
+            </w:r>
+            <w:r>
+              <w:rPr>
+                <w:b/>
+                <w:bCs/>
+              </w:rPr>
+              <w:t xml:space="preserve"> на языке </w:t>
+            </w:r>
+            <w:r>
+              <w:rPr>
+                <w:b/>
+                <w:bCs/>
+                <w:lang w:val="en-US"/>
+              </w:rPr>
+              <w:t>C</w:t>
+            </w:r>
+            <w:r>
+              <w:rPr>
+                <w:b/>
+                <w:bCs/>
+              </w:rPr>
+              <w:t>/</w:t>
+            </w:r>
+            <w:r>
+              <w:rPr>
+                <w:b/>
+                <w:bCs/>
+                <w:lang w:val="en-US"/>
+              </w:rPr>
+              <w:t>C</w:t>
+            </w:r>
+            <w:r>
+              <w:rPr>
+                <w:b/>
+                <w:bCs/>
+              </w:rPr>
+              <w:t>++</w:t>
+            </w:r>
+            <w:r>
+              <w:rPr>
+                <w:b/>
+                <w:bCs/>
+              </w:rPr>
+              <w:t>.</w:t>
+            </w:r>
+          </w:p>
+          <w:p>
+            <w:pPr>
+              <w:jc w:val="center"/>
+              <w:rPr>
+                <w:i/>
+                <w:iCs/>
+              </w:rPr>
+            </w:pPr>
+            <w:r>
+              <w:rPr>
+                <w:i/>
+                <w:iCs/>
+              </w:rPr>
+              <w:t>Кольцов Максим Алексеевич</w:t>
             </w:r>
           </w:p>
           <w:p>
@@ -949,13 +1046,6 @@
                 <w:szCs w:val="20"/>
               </w:rPr>
             </w:pPr>
-            <w:r>
-              <w:rPr>
-                <w:i/>
-                <w:iCs/>
-              </w:rPr>
-              <w:t xml:space="preserve"> </w:t>
-            </w:r>
             <w:r>
               <w:rPr>
                 <w:iCs/>
@@ -988,20 +1078,6 @@
             <w:pPr>
               <w:jc w:val="center"/>
               <w:rPr>
-                <w:bCs/>
-              </w:rPr>
-            </w:pPr>
-            <w:r>
-              <w:rPr>
-                <w:bCs/>
-              </w:rPr>
-              <w:t>Решение задач на тему</w:t>
-            </w:r>
-          </w:p>
-          <w:p>
-            <w:pPr>
-              <w:jc w:val="center"/>
-              <w:rPr>
                 <w:b/>
                 <w:bCs/>
               </w:rPr>
@@ -1022,39 +1098,38 @@
                 <w:iCs/>
               </w:rPr>
             </w:pPr>
-            <w:proofErr w:type="spellStart"/>
-            <w:r>
-              <w:rPr>
-                <w:i/>
-                <w:iCs/>
-              </w:rPr>
-              <w:t>Казменко</w:t>
-            </w:r>
-            <w:proofErr w:type="spellEnd"/>
-            <w:r>
-              <w:rPr>
-                <w:i/>
-                <w:iCs/>
-              </w:rPr>
-              <w:t xml:space="preserve"> Иван Сергеевич</w:t>
-            </w:r>
-          </w:p>
-          <w:p>
-            <w:pPr>
-              <w:jc w:val="center"/>
-              <w:rPr>
-                <w:i/>
-                <w:iCs/>
-                <w:sz w:val="20"/>
-                <w:szCs w:val="20"/>
-              </w:rPr>
-            </w:pPr>
-            <w:r>
-              <w:rPr>
-                <w:sz w:val="20"/>
-                <w:szCs w:val="20"/>
-              </w:rPr>
-              <w:t>аспирант мат.механического факультета СПб ГУ, педагог дополнительного образования ФМЛ №30</w:t>
+            <w:r>
+              <w:rPr>
+                <w:i/>
+                <w:iCs/>
+              </w:rPr>
+              <w:t>Степулёнок Денис Олегович</w:t>
+            </w:r>
+          </w:p>
+          <w:p>
+            <w:pPr>
+              <w:jc w:val="center"/>
+              <w:rPr>
+                <w:iCs/>
+                <w:sz w:val="20"/>
+                <w:szCs w:val="20"/>
+              </w:rPr>
+            </w:pPr>
+            <w:r>
+              <w:rPr>
+                <w:iCs/>
+                <w:sz w:val="20"/>
+                <w:szCs w:val="20"/>
+              </w:rPr>
+              <w:t>п</w:t>
+            </w:r>
+            <w:r>
+              <w:rPr>
+                <w:iCs/>
+                <w:sz w:val="20"/>
+                <w:szCs w:val="20"/>
+              </w:rPr>
+              <w:t>реподаватель СПб ГЭТУ «ЛЭТИ»</w:t>
             </w:r>
           </w:p>
           <w:p>
@@ -1066,23 +1141,13 @@
                 <w:szCs w:val="20"/>
               </w:rPr>
             </w:pPr>
-            <w:proofErr w:type="spellStart"/>
-            <w:r>
-              <w:rPr>
-                <w:iCs/>
-                <w:sz w:val="20"/>
-                <w:szCs w:val="20"/>
-              </w:rPr>
-              <w:t>Каб</w:t>
-            </w:r>
-            <w:proofErr w:type="spellEnd"/>
-            <w:r>
-              <w:rPr>
-                <w:iCs/>
-                <w:sz w:val="20"/>
-                <w:szCs w:val="20"/>
-              </w:rPr>
-              <w:t>. информатики</w:t>
+            <w:r>
+              <w:rPr>
+                <w:iCs/>
+                <w:sz w:val="20"/>
+                <w:szCs w:val="20"/>
+              </w:rPr>
+              <w:t>Каб. информатики</w:t>
             </w:r>
           </w:p>
         </w:tc>
@@ -1369,154 +1434,136 @@
                 <w:iCs/>
               </w:rPr>
             </w:pPr>
+            <w:r>
+              <w:rPr>
+                <w:i/>
+                <w:iCs/>
+              </w:rPr>
+              <w:t>Кольцов Максим Алексеевич</w:t>
+            </w:r>
+          </w:p>
+          <w:p>
+            <w:pPr>
+              <w:jc w:val="right"/>
+              <w:rPr>
+                <w:sz w:val="20"/>
+                <w:szCs w:val="20"/>
+              </w:rPr>
+            </w:pPr>
+            <w:r>
+              <w:rPr>
+                <w:iCs/>
+                <w:sz w:val="20"/>
+                <w:szCs w:val="20"/>
+              </w:rPr>
+              <w:t>а</w:t>
+            </w:r>
+            <w:r>
+              <w:rPr>
+                <w:iCs/>
+                <w:sz w:val="20"/>
+                <w:szCs w:val="20"/>
+              </w:rPr>
+              <w:t>уд. №3</w:t>
+            </w:r>
+          </w:p>
+        </w:tc>
+        <w:tc>
+          <w:tcPr>
+            <w:tcW w:w="6166" w:type="dxa"/>
+            <w:tcBorders>
+              <w:top w:val="single" w:sz="4" w:space="0" w:color="auto"/>
+              <w:left w:val="single" w:sz="4" w:space="0" w:color="auto"/>
+              <w:bottom w:val="single" w:sz="4" w:space="0" w:color="auto"/>
+              <w:right w:val="single" w:sz="4" w:space="0" w:color="auto"/>
+            </w:tcBorders>
+          </w:tcPr>
+          <w:p>
+            <w:pPr>
+              <w:jc w:val="center"/>
+              <w:rPr>
+                <w:iCs/>
+              </w:rPr>
+            </w:pPr>
             <w:proofErr w:type="spellStart"/>
             <w:r>
               <w:rPr>
-                <w:i/>
-                <w:iCs/>
-              </w:rPr>
-              <w:t>Степулёнок</w:t>
+                <w:b/>
+                <w:bCs/>
+              </w:rPr>
+              <w:t>Дорешивание</w:t>
             </w:r>
             <w:proofErr w:type="spellEnd"/>
             <w:r>
               <w:rPr>
-                <w:i/>
-                <w:iCs/>
-              </w:rPr>
-              <w:t xml:space="preserve"> Денис Олегович</w:t>
-            </w:r>
+                <w:b/>
+                <w:bCs/>
+              </w:rPr>
+              <w:t>, р</w:t>
+            </w:r>
+            <w:r>
+              <w:rPr>
+                <w:b/>
+                <w:bCs/>
+              </w:rPr>
+              <w:t>азбор з</w:t>
+            </w:r>
+            <w:r>
+              <w:rPr>
+                <w:b/>
+                <w:bCs/>
+              </w:rPr>
+              <w:t>адач</w:t>
+            </w:r>
+            <w:r>
+              <w:rPr>
+                <w:iCs/>
+              </w:rPr>
+              <w:t xml:space="preserve"> </w:t>
+            </w:r>
+          </w:p>
+          <w:p>
+            <w:pPr>
+              <w:jc w:val="center"/>
+              <w:rPr>
+                <w:i/>
+                <w:iCs/>
+              </w:rPr>
+            </w:pPr>
+            <w:r>
+              <w:rPr>
+                <w:i/>
+                <w:iCs/>
+              </w:rPr>
+              <w:t>Степулёнок Денис Олегович</w:t>
+            </w:r>
+          </w:p>
+          <w:p>
+            <w:pPr>
+              <w:jc w:val="center"/>
+              <w:rPr>
+                <w:iCs/>
+                <w:sz w:val="20"/>
+                <w:szCs w:val="20"/>
+              </w:rPr>
+            </w:pPr>
           </w:p>
           <w:p>
             <w:pPr>
               <w:jc w:val="right"/>
               <w:rPr>
-                <w:sz w:val="20"/>
-                <w:szCs w:val="20"/>
-              </w:rPr>
-            </w:pPr>
-            <w:r>
-              <w:rPr>
-                <w:iCs/>
-                <w:sz w:val="20"/>
-                <w:szCs w:val="20"/>
-              </w:rPr>
-              <w:t>а</w:t>
-            </w:r>
-            <w:r>
-              <w:rPr>
-                <w:iCs/>
-                <w:sz w:val="20"/>
-                <w:szCs w:val="20"/>
-              </w:rPr>
-              <w:t>уд. №3</w:t>
-            </w:r>
-          </w:p>
-        </w:tc>
-        <w:tc>
-          <w:tcPr>
-            <w:tcW w:w="6166" w:type="dxa"/>
-            <w:tcBorders>
-              <w:top w:val="single" w:sz="4" w:space="0" w:color="auto"/>
-              <w:left w:val="single" w:sz="4" w:space="0" w:color="auto"/>
-              <w:bottom w:val="single" w:sz="4" w:space="0" w:color="auto"/>
-              <w:right w:val="single" w:sz="4" w:space="0" w:color="auto"/>
-            </w:tcBorders>
-          </w:tcPr>
-          <w:p>
-            <w:pPr>
-              <w:jc w:val="center"/>
-              <w:rPr>
-                <w:iCs/>
-              </w:rPr>
-            </w:pPr>
-            <w:proofErr w:type="spellStart"/>
-            <w:r>
-              <w:rPr>
-                <w:b/>
-                <w:bCs/>
-              </w:rPr>
-              <w:t>Дорешивание</w:t>
-            </w:r>
-            <w:proofErr w:type="spellEnd"/>
-            <w:r>
-              <w:rPr>
-                <w:b/>
-                <w:bCs/>
-              </w:rPr>
-              <w:t>, р</w:t>
-            </w:r>
-            <w:r>
-              <w:rPr>
-                <w:b/>
-                <w:bCs/>
-              </w:rPr>
-              <w:t>азбор з</w:t>
-            </w:r>
-            <w:r>
-              <w:rPr>
-                <w:b/>
-                <w:bCs/>
-              </w:rPr>
-              <w:t>адач</w:t>
-            </w:r>
-            <w:r>
-              <w:rPr>
-                <w:iCs/>
-              </w:rPr>
-              <w:t xml:space="preserve"> </w:t>
-            </w:r>
-          </w:p>
-          <w:p>
-            <w:pPr>
-              <w:jc w:val="center"/>
-              <w:rPr>
-                <w:i/>
-                <w:iCs/>
-              </w:rPr>
-            </w:pPr>
-            <w:proofErr w:type="spellStart"/>
-            <w:r>
-              <w:rPr>
-                <w:i/>
-                <w:iCs/>
-              </w:rPr>
-              <w:t>Казменко</w:t>
-            </w:r>
-            <w:proofErr w:type="spellEnd"/>
-            <w:r>
-              <w:rPr>
-                <w:i/>
-                <w:iCs/>
-              </w:rPr>
-              <w:t xml:space="preserve"> Иван Сергеевич</w:t>
-            </w:r>
-          </w:p>
-          <w:p>
-            <w:pPr>
-              <w:jc w:val="right"/>
-              <w:rPr>
-                <w:iCs/>
-                <w:sz w:val="20"/>
-                <w:szCs w:val="20"/>
-              </w:rPr>
-            </w:pPr>
-            <w:proofErr w:type="spellStart"/>
-            <w:r>
-              <w:rPr>
-                <w:iCs/>
-                <w:sz w:val="20"/>
-                <w:szCs w:val="20"/>
-              </w:rPr>
-              <w:t>Каб</w:t>
-            </w:r>
-            <w:proofErr w:type="spellEnd"/>
-            <w:r>
-              <w:rPr>
-                <w:iCs/>
-                <w:sz w:val="20"/>
-                <w:szCs w:val="20"/>
-              </w:rPr>
-              <w:t>. информатики</w:t>
+                <w:iCs/>
+                <w:sz w:val="20"/>
+                <w:szCs w:val="20"/>
+              </w:rPr>
+            </w:pPr>
+            <w:r>
+              <w:rPr>
+                <w:iCs/>
+                <w:sz w:val="20"/>
+                <w:szCs w:val="20"/>
+              </w:rPr>
+              <w:t>Каб. информатики</w:t>
             </w:r>
           </w:p>
         </w:tc>
@@ -1547,7 +1594,21 @@
                 <w:b/>
                 <w:i/>
               </w:rPr>
-              <w:t>5   НОЯБРЯ</w:t>
+              <w:t>27</w:t>
+            </w:r>
+            <w:r>
+              <w:rPr>
+                <w:b/>
+                <w:i/>
+              </w:rPr>
+              <w:t xml:space="preserve">   </w:t>
+            </w:r>
+            <w:r>
+              <w:rPr>
+                <w:b/>
+                <w:i/>
+              </w:rPr>
+              <w:t>ОКТЯБРЯ</w:t>
             </w:r>
           </w:p>
         </w:tc>
@@ -1671,7 +1732,14 @@
                 <w:i/>
                 <w:iCs/>
               </w:rPr>
-              <w:t xml:space="preserve"> Кольцов Максим Алексеевич</w:t>
+              <w:t xml:space="preserve"> </w:t>
+            </w:r>
+            <w:r>
+              <w:rPr>
+                <w:i/>
+                <w:iCs/>
+              </w:rPr>
+              <w:t>Степулёнок Денис Олегович</w:t>
             </w:r>
           </w:p>
           <w:p>
@@ -1746,58 +1814,49 @@
                 <w:iCs/>
               </w:rPr>
             </w:pPr>
+            <w:r>
+              <w:rPr>
+                <w:i/>
+                <w:iCs/>
+              </w:rPr>
+              <w:t>Кольцов Максим Алексеевич</w:t>
+            </w:r>
+          </w:p>
+          <w:p>
+            <w:pPr>
+              <w:jc w:val="center"/>
+              <w:rPr>
+                <w:sz w:val="20"/>
+                <w:szCs w:val="20"/>
+              </w:rPr>
+            </w:pPr>
+            <w:r>
+              <w:rPr>
+                <w:sz w:val="20"/>
+                <w:szCs w:val="20"/>
+              </w:rPr>
+              <w:t xml:space="preserve">преподаватель кружка «обучения мастерству программирования» </w:t>
+            </w:r>
+          </w:p>
+          <w:p>
+            <w:pPr>
+              <w:jc w:val="center"/>
+              <w:rPr>
+                <w:i/>
+                <w:iCs/>
+              </w:rPr>
+            </w:pPr>
             <w:proofErr w:type="spellStart"/>
             <w:r>
               <w:rPr>
-                <w:i/>
-                <w:iCs/>
-              </w:rPr>
-              <w:t>Бурсиан</w:t>
+                <w:sz w:val="20"/>
+                <w:szCs w:val="20"/>
+              </w:rPr>
+              <w:t>мат.мех.факультета</w:t>
             </w:r>
             <w:proofErr w:type="spellEnd"/>
             <w:r>
               <w:rPr>
-                <w:i/>
-                <w:iCs/>
-              </w:rPr>
-              <w:t xml:space="preserve"> Ольга Викторовна</w:t>
-            </w:r>
-          </w:p>
-          <w:p>
-            <w:pPr>
-              <w:jc w:val="center"/>
-              <w:rPr>
-                <w:sz w:val="20"/>
-                <w:szCs w:val="20"/>
-              </w:rPr>
-            </w:pPr>
-            <w:r>
-              <w:rPr>
-                <w:sz w:val="20"/>
-                <w:szCs w:val="20"/>
-              </w:rPr>
-              <w:t xml:space="preserve">преподаватель кружка «обучения мастерству программирования» </w:t>
-            </w:r>
-          </w:p>
-          <w:p>
-            <w:pPr>
-              <w:jc w:val="center"/>
-              <w:rPr>
-                <w:i/>
-                <w:iCs/>
-              </w:rPr>
-            </w:pPr>
-            <w:proofErr w:type="spellStart"/>
-            <w:r>
-              <w:rPr>
-                <w:sz w:val="20"/>
-                <w:szCs w:val="20"/>
-              </w:rPr>
-              <w:t>мат.мех.факультета</w:t>
-            </w:r>
-            <w:proofErr w:type="spellEnd"/>
-            <w:r>
-              <w:rPr>
                 <w:sz w:val="20"/>
                 <w:szCs w:val="20"/>
               </w:rPr>
@@ -1812,23 +1871,13 @@
                 <w:iCs/>
               </w:rPr>
             </w:pPr>
-            <w:proofErr w:type="spellStart"/>
-            <w:r>
-              <w:rPr>
-                <w:iCs/>
-                <w:sz w:val="20"/>
-                <w:szCs w:val="20"/>
-              </w:rPr>
-              <w:t>Каб</w:t>
-            </w:r>
-            <w:proofErr w:type="spellEnd"/>
-            <w:r>
-              <w:rPr>
-                <w:iCs/>
-                <w:sz w:val="20"/>
-                <w:szCs w:val="20"/>
-              </w:rPr>
-              <w:t>. информатики</w:t>
+            <w:r>
+              <w:rPr>
+                <w:iCs/>
+                <w:sz w:val="20"/>
+                <w:szCs w:val="20"/>
+              </w:rPr>
+              <w:t>Каб. информатики</w:t>
             </w:r>
           </w:p>
         </w:tc>
@@ -2084,21 +2133,12 @@
                 <w:iCs/>
               </w:rPr>
             </w:pPr>
-            <w:proofErr w:type="spellStart"/>
-            <w:r>
-              <w:rPr>
-                <w:i/>
-                <w:iCs/>
-              </w:rPr>
-              <w:t>Степулёнок</w:t>
-            </w:r>
-            <w:proofErr w:type="spellEnd"/>
-            <w:r>
-              <w:rPr>
-                <w:i/>
-                <w:iCs/>
-              </w:rPr>
-              <w:t xml:space="preserve"> Денис Олегович</w:t>
+            <w:r>
+              <w:rPr>
+                <w:i/>
+                <w:iCs/>
+              </w:rPr>
+              <w:t>Степулёнок Денис Олегович</w:t>
             </w:r>
           </w:p>
           <w:p>
@@ -2199,44 +2239,25 @@
                 <w:iCs/>
               </w:rPr>
             </w:pPr>
-            <w:proofErr w:type="spellStart"/>
-            <w:r>
-              <w:rPr>
-                <w:i/>
-                <w:iCs/>
-              </w:rPr>
-              <w:t>Бурсиан</w:t>
-            </w:r>
-            <w:proofErr w:type="spellEnd"/>
-            <w:r>
-              <w:rPr>
-                <w:i/>
-                <w:iCs/>
-              </w:rPr>
-              <w:t xml:space="preserve"> Ольга Викторовна</w:t>
+            <w:r>
+              <w:rPr>
+                <w:i/>
+                <w:iCs/>
+              </w:rPr>
+              <w:t>Кольцов Максим Алексеевич</w:t>
             </w:r>
           </w:p>
           <w:p>
             <w:pPr>
               <w:jc w:val="right"/>
             </w:pPr>
-            <w:proofErr w:type="spellStart"/>
-            <w:r>
-              <w:rPr>
-                <w:iCs/>
-                <w:sz w:val="20"/>
-                <w:szCs w:val="20"/>
-              </w:rPr>
-              <w:t>Каб</w:t>
-            </w:r>
-            <w:proofErr w:type="spellEnd"/>
-            <w:r>
-              <w:rPr>
-                <w:iCs/>
-                <w:sz w:val="20"/>
-                <w:szCs w:val="20"/>
-              </w:rPr>
-              <w:t>. информатики</w:t>
+            <w:r>
+              <w:rPr>
+                <w:iCs/>
+                <w:sz w:val="20"/>
+                <w:szCs w:val="20"/>
+              </w:rPr>
+              <w:t>Каб. информатики</w:t>
             </w:r>
           </w:p>
         </w:tc>
@@ -2450,7 +2471,14 @@
                 <w:b/>
                 <w:i/>
               </w:rPr>
-              <w:t>6   НОЯБРЯ</w:t>
+              <w:t xml:space="preserve">6   </w:t>
+            </w:r>
+            <w:r>
+              <w:rPr>
+                <w:b/>
+                <w:i/>
+              </w:rPr>
+              <w:t>ОКТЯБРЯ</w:t>
             </w:r>
           </w:p>
         </w:tc>
@@ -2757,7 +2785,6 @@
                 <w:szCs w:val="20"/>
               </w:rPr>
             </w:pPr>
-            <w:proofErr w:type="spellStart"/>
             <w:r>
               <w:rPr>
                 <w:iCs/>
@@ -2772,16 +2799,7 @@
                 <w:sz w:val="20"/>
                 <w:szCs w:val="20"/>
               </w:rPr>
-              <w:t>аб</w:t>
-            </w:r>
-            <w:proofErr w:type="spellEnd"/>
-            <w:r>
-              <w:rPr>
-                <w:iCs/>
-                <w:sz w:val="20"/>
-                <w:szCs w:val="20"/>
-              </w:rPr>
-              <w:t>. Информатики</w:t>
+              <w:t>аб. Информатики</w:t>
             </w:r>
           </w:p>
         </w:tc>
@@ -2968,21 +2986,12 @@
                 <w:iCs/>
               </w:rPr>
             </w:pPr>
-            <w:proofErr w:type="spellStart"/>
-            <w:r>
-              <w:rPr>
-                <w:i/>
-                <w:iCs/>
-              </w:rPr>
-              <w:t>Степулёнок</w:t>
-            </w:r>
-            <w:proofErr w:type="spellEnd"/>
-            <w:r>
-              <w:rPr>
-                <w:i/>
-                <w:iCs/>
-              </w:rPr>
-              <w:t xml:space="preserve"> Денис Олегович</w:t>
+            <w:r>
+              <w:rPr>
+                <w:i/>
+                <w:iCs/>
+              </w:rPr>
+              <w:t>Степулёнок Денис Олегович</w:t>
             </w:r>
           </w:p>
           <w:p>
@@ -3084,8 +3093,6 @@
               </w:rPr>
               <w:t>»</w:t>
             </w:r>
-            <w:bookmarkStart w:id="0" w:name="_GoBack"/>
-            <w:bookmarkEnd w:id="0"/>
           </w:p>
           <w:p>
             <w:pPr>
@@ -3126,7 +3133,6 @@
             <w:pPr>
               <w:jc w:val="right"/>
             </w:pPr>
-            <w:proofErr w:type="spellStart"/>
             <w:r>
               <w:rPr>
                 <w:iCs/>
@@ -3141,16 +3147,7 @@
                 <w:sz w:val="20"/>
                 <w:szCs w:val="20"/>
               </w:rPr>
-              <w:t>аб</w:t>
-            </w:r>
-            <w:proofErr w:type="spellEnd"/>
-            <w:r>
-              <w:rPr>
-                <w:iCs/>
-                <w:sz w:val="20"/>
-                <w:szCs w:val="20"/>
-              </w:rPr>
-              <w:t>. Информатики</w:t>
+              <w:t>аб. Информатики</w:t>
             </w:r>
           </w:p>
         </w:tc>
@@ -3627,7 +3624,14 @@
                 <w:b/>
                 <w:i/>
               </w:rPr>
-              <w:t>7   НОЯБРЯ</w:t>
+              <w:t xml:space="preserve">7   </w:t>
+            </w:r>
+            <w:r>
+              <w:rPr>
+                <w:b/>
+                <w:i/>
+              </w:rPr>
+              <w:t>ОКТЯБРЯ</w:t>
             </w:r>
           </w:p>
         </w:tc>
@@ -3932,23 +3936,13 @@
                 <w:szCs w:val="20"/>
               </w:rPr>
             </w:pPr>
-            <w:proofErr w:type="spellStart"/>
-            <w:r>
-              <w:rPr>
-                <w:bCs/>
-                <w:sz w:val="20"/>
-                <w:szCs w:val="20"/>
-              </w:rPr>
-              <w:t>Каб</w:t>
-            </w:r>
-            <w:proofErr w:type="spellEnd"/>
-            <w:r>
-              <w:rPr>
-                <w:bCs/>
-                <w:sz w:val="20"/>
-                <w:szCs w:val="20"/>
-              </w:rPr>
-              <w:t>.</w:t>
+            <w:r>
+              <w:rPr>
+                <w:bCs/>
+                <w:sz w:val="20"/>
+                <w:szCs w:val="20"/>
+              </w:rPr>
+              <w:t>Каб.</w:t>
             </w:r>
             <w:r>
               <w:rPr>
@@ -4117,21 +4111,12 @@
                 <w:iCs/>
               </w:rPr>
             </w:pPr>
-            <w:proofErr w:type="spellStart"/>
-            <w:r>
-              <w:rPr>
-                <w:i/>
-                <w:iCs/>
-              </w:rPr>
-              <w:t>Степулёнок</w:t>
-            </w:r>
-            <w:proofErr w:type="spellEnd"/>
-            <w:r>
-              <w:rPr>
-                <w:i/>
-                <w:iCs/>
-              </w:rPr>
-              <w:t xml:space="preserve"> Денис Олегович</w:t>
+            <w:r>
+              <w:rPr>
+                <w:i/>
+                <w:iCs/>
+              </w:rPr>
+              <w:t>Степулёнок Денис Олегович</w:t>
             </w:r>
           </w:p>
           <w:p>
@@ -4269,7 +4254,6 @@
                 <w:bCs/>
               </w:rPr>
             </w:pPr>
-            <w:proofErr w:type="spellStart"/>
             <w:r>
               <w:rPr>
                 <w:iCs/>
@@ -4284,16 +4268,7 @@
                 <w:sz w:val="20"/>
                 <w:szCs w:val="20"/>
               </w:rPr>
-              <w:t>аб</w:t>
-            </w:r>
-            <w:proofErr w:type="spellEnd"/>
-            <w:r>
-              <w:rPr>
-                <w:iCs/>
-                <w:sz w:val="20"/>
-                <w:szCs w:val="20"/>
-              </w:rPr>
-              <w:t>.</w:t>
+              <w:t>аб.</w:t>
             </w:r>
             <w:r>
               <w:rPr>
@@ -4650,7 +4625,7 @@
           <w:insideV w:val="single" w:sz="4" w:space="0" w:color="auto"/>
         </w:tblBorders>
         <w:tblLayout w:type="fixed"/>
-        <w:tblLook w:val="01E0"/>
+        <w:tblLook w:val="01E0" w:firstRow="1" w:lastRow="1" w:firstColumn="1" w:lastColumn="1" w:noHBand="0" w:noVBand="0"/>
       </w:tblPr>
       <w:tblGrid>
         <w:gridCol w:w="804"/>
@@ -4690,7 +4665,14 @@
                 <w:b/>
                 <w:i/>
               </w:rPr>
-              <w:t>8   НОЯБРЯ</w:t>
+              <w:t xml:space="preserve">8   </w:t>
+            </w:r>
+            <w:r>
+              <w:rPr>
+                <w:b/>
+                <w:i/>
+              </w:rPr>
+              <w:t>ОКТЯБРЯ</w:t>
             </w:r>
           </w:p>
         </w:tc>
@@ -4861,46 +4843,28 @@
               </w:rPr>
               <w:t>вы</w:t>
             </w:r>
-            <w:proofErr w:type="spellStart"/>
-            <w:r>
-              <w:rPr>
-                <w:b/>
-                <w:bCs/>
-              </w:rPr>
-              <w:t>пуклой</w:t>
-            </w:r>
-            <w:proofErr w:type="spellEnd"/>
-            <w:r>
-              <w:rPr>
-                <w:b/>
-                <w:bCs/>
-              </w:rPr>
-              <w:t xml:space="preserve"> оболочки</w:t>
-            </w:r>
-          </w:p>
-          <w:p>
-            <w:pPr>
-              <w:jc w:val="center"/>
-              <w:rPr>
-                <w:i/>
-                <w:iCs/>
-              </w:rPr>
-            </w:pPr>
-            <w:proofErr w:type="spellStart"/>
-            <w:r>
-              <w:rPr>
-                <w:i/>
-                <w:iCs/>
-              </w:rPr>
-              <w:t>Степулёнок</w:t>
-            </w:r>
-            <w:proofErr w:type="spellEnd"/>
-            <w:r>
-              <w:rPr>
-                <w:i/>
-                <w:iCs/>
-              </w:rPr>
-              <w:t xml:space="preserve"> Денис Олегович</w:t>
+            <w:r>
+              <w:rPr>
+                <w:b/>
+                <w:bCs/>
+              </w:rPr>
+              <w:t>пуклой оболочки</w:t>
+            </w:r>
+          </w:p>
+          <w:p>
+            <w:pPr>
+              <w:jc w:val="center"/>
+              <w:rPr>
+                <w:i/>
+                <w:iCs/>
+              </w:rPr>
+            </w:pPr>
+            <w:r>
+              <w:rPr>
+                <w:i/>
+                <w:iCs/>
+              </w:rPr>
+              <w:t>Степулёнок Денис Олегович</w:t>
             </w:r>
           </w:p>
           <w:p>
@@ -4995,7 +4959,6 @@
               </w:rPr>
               <w:t xml:space="preserve"> </w:t>
             </w:r>
-            <w:proofErr w:type="spellStart"/>
             <w:r>
               <w:rPr>
                 <w:iCs/>
@@ -5010,16 +4973,7 @@
                 <w:sz w:val="20"/>
                 <w:szCs w:val="20"/>
               </w:rPr>
-              <w:t>аб</w:t>
-            </w:r>
-            <w:proofErr w:type="spellEnd"/>
-            <w:r>
-              <w:rPr>
-                <w:iCs/>
-                <w:sz w:val="20"/>
-                <w:szCs w:val="20"/>
-              </w:rPr>
-              <w:t>.</w:t>
+              <w:t>аб.</w:t>
             </w:r>
             <w:r>
               <w:rPr>
@@ -5168,21 +5122,12 @@
                 <w:iCs/>
               </w:rPr>
             </w:pPr>
-            <w:proofErr w:type="spellStart"/>
-            <w:r>
-              <w:rPr>
-                <w:i/>
-                <w:iCs/>
-              </w:rPr>
-              <w:t>Степулёнок</w:t>
-            </w:r>
-            <w:proofErr w:type="spellEnd"/>
-            <w:r>
-              <w:rPr>
-                <w:i/>
-                <w:iCs/>
-              </w:rPr>
-              <w:t xml:space="preserve"> Денис Олегович</w:t>
+            <w:r>
+              <w:rPr>
+                <w:i/>
+                <w:iCs/>
+              </w:rPr>
+              <w:t>Степулёнок Денис Олегович</w:t>
             </w:r>
           </w:p>
           <w:p>
@@ -5320,7 +5265,6 @@
                 <w:i/>
               </w:rPr>
             </w:pPr>
-            <w:proofErr w:type="spellStart"/>
             <w:r>
               <w:rPr>
                 <w:iCs/>
@@ -5335,16 +5279,7 @@
                 <w:sz w:val="20"/>
                 <w:szCs w:val="20"/>
               </w:rPr>
-              <w:t>аб</w:t>
-            </w:r>
-            <w:proofErr w:type="spellEnd"/>
-            <w:r>
-              <w:rPr>
-                <w:iCs/>
-                <w:sz w:val="20"/>
-                <w:szCs w:val="20"/>
-              </w:rPr>
-              <w:t>.</w:t>
+              <w:t>аб.</w:t>
             </w:r>
             <w:r>
               <w:rPr>
@@ -5608,21 +5543,12 @@
                 <w:iCs/>
               </w:rPr>
             </w:pPr>
-            <w:proofErr w:type="spellStart"/>
-            <w:r>
-              <w:rPr>
-                <w:i/>
-                <w:iCs/>
-              </w:rPr>
-              <w:t>Степулёнок</w:t>
-            </w:r>
-            <w:proofErr w:type="spellEnd"/>
-            <w:r>
-              <w:rPr>
-                <w:i/>
-                <w:iCs/>
-              </w:rPr>
-              <w:t xml:space="preserve"> Денис Олегович</w:t>
+            <w:r>
+              <w:rPr>
+                <w:i/>
+                <w:iCs/>
+              </w:rPr>
+              <w:t>Степулёнок Денис Олегович</w:t>
             </w:r>
           </w:p>
           <w:p>
@@ -5756,7 +5682,6 @@
                 <w:iCs/>
               </w:rPr>
             </w:pPr>
-            <w:proofErr w:type="spellStart"/>
             <w:r>
               <w:rPr>
                 <w:iCs/>
@@ -5771,16 +5696,7 @@
                 <w:sz w:val="20"/>
                 <w:szCs w:val="20"/>
               </w:rPr>
-              <w:t>аб</w:t>
-            </w:r>
-            <w:proofErr w:type="spellEnd"/>
-            <w:r>
-              <w:rPr>
-                <w:iCs/>
-                <w:sz w:val="20"/>
-                <w:szCs w:val="20"/>
-              </w:rPr>
-              <w:t>.</w:t>
+              <w:t>аб.</w:t>
             </w:r>
             <w:r>
               <w:rPr>
@@ -5830,7 +5746,14 @@
                 <w:b/>
                 <w:i/>
               </w:rPr>
-              <w:t>9   НОЯБРЯ</w:t>
+              <w:t xml:space="preserve">9   </w:t>
+            </w:r>
+            <w:r>
+              <w:rPr>
+                <w:b/>
+                <w:i/>
+              </w:rPr>
+              <w:t>ОКТЯБРЯ</w:t>
             </w:r>
           </w:p>
         </w:tc>
@@ -6058,21 +5981,12 @@
                 <w:iCs/>
               </w:rPr>
             </w:pPr>
-            <w:proofErr w:type="spellStart"/>
-            <w:r>
-              <w:rPr>
-                <w:i/>
-                <w:iCs/>
-              </w:rPr>
-              <w:t>Степулёнок</w:t>
-            </w:r>
-            <w:proofErr w:type="spellEnd"/>
-            <w:r>
-              <w:rPr>
-                <w:i/>
-                <w:iCs/>
-              </w:rPr>
-              <w:t xml:space="preserve"> Денис Олегович</w:t>
+            <w:r>
+              <w:rPr>
+                <w:i/>
+                <w:iCs/>
+              </w:rPr>
+              <w:t>Степулёнок Денис Олегович</w:t>
             </w:r>
           </w:p>
           <w:p>
@@ -6083,7 +5997,6 @@
                 <w:iCs/>
               </w:rPr>
             </w:pPr>
-            <w:proofErr w:type="spellStart"/>
             <w:r>
               <w:rPr>
                 <w:iCs/>
@@ -6098,16 +6011,7 @@
                 <w:sz w:val="20"/>
                 <w:szCs w:val="20"/>
               </w:rPr>
-              <w:t>аб</w:t>
-            </w:r>
-            <w:proofErr w:type="spellEnd"/>
-            <w:r>
-              <w:rPr>
-                <w:iCs/>
-                <w:sz w:val="20"/>
-                <w:szCs w:val="20"/>
-              </w:rPr>
-              <w:t>.</w:t>
+              <w:t>аб.</w:t>
             </w:r>
             <w:r>
               <w:rPr>
@@ -6349,23 +6253,7 @@
                 <w:i/>
                 <w:iCs/>
               </w:rPr>
-              <w:t xml:space="preserve"> </w:t>
-            </w:r>
-            <w:proofErr w:type="spellStart"/>
-            <w:r>
-              <w:rPr>
-                <w:i/>
-                <w:iCs/>
-              </w:rPr>
-              <w:t>Степулёнок</w:t>
-            </w:r>
-            <w:proofErr w:type="spellEnd"/>
-            <w:r>
-              <w:rPr>
-                <w:i/>
-                <w:iCs/>
-              </w:rPr>
-              <w:t xml:space="preserve"> Денис Олегович</w:t>
+              <w:t xml:space="preserve"> Степулёнок Денис Олегович</w:t>
             </w:r>
           </w:p>
           <w:p>
@@ -6483,7 +6371,7 @@
 </file>
 
 <file path=word/numbering.xml><?xml version="1.0" encoding="utf-8"?>
-<w:numbering xmlns:ve="http://schemas.openxmlformats.org/markup-compatibility/2006" xmlns:o="urn:schemas-microsoft-com:office:office" xmlns:r="http://schemas.openxmlformats.org/officeDocument/2006/relationships" xmlns:m="http://schemas.openxmlformats.org/officeDocument/2006/math" xmlns:v="urn:schemas-microsoft-com:vml" xmlns:wp="http://schemas.openxmlformats.org/drawingml/2006/wordprocessingDrawing" xmlns:w10="urn:schemas-microsoft-com:office:word" xmlns:w="http://schemas.openxmlformats.org/wordprocessingml/2006/main" xmlns:wne="http://schemas.microsoft.com/office/word/2006/wordml">
+<w:numbering xmlns:wpc="http://schemas.microsoft.com/office/word/2010/wordprocessingCanvas" xmlns:mc="http://schemas.openxmlformats.org/markup-compatibility/2006" xmlns:o="urn:schemas-microsoft-com:office:office" xmlns:r="http://schemas.openxmlformats.org/officeDocument/2006/relationships" xmlns:m="http://schemas.openxmlformats.org/officeDocument/2006/math" xmlns:v="urn:schemas-microsoft-com:vml" xmlns:wp14="http://schemas.microsoft.com/office/word/2010/wordprocessingDrawing" xmlns:wp="http://schemas.openxmlformats.org/drawingml/2006/wordprocessingDrawing" xmlns:w10="urn:schemas-microsoft-com:office:word" xmlns:w="http://schemas.openxmlformats.org/wordprocessingml/2006/main" xmlns:w14="http://schemas.microsoft.com/office/word/2010/wordml" xmlns:w15="http://schemas.microsoft.com/office/word/2012/wordml" xmlns:wpg="http://schemas.microsoft.com/office/word/2010/wordprocessingGroup" xmlns:wpi="http://schemas.microsoft.com/office/word/2010/wordprocessingInk" xmlns:wne="http://schemas.microsoft.com/office/word/2006/wordml" xmlns:wps="http://schemas.microsoft.com/office/word/2010/wordprocessingShape" mc:Ignorable="w14 w15 wp14">
   <w:abstractNum w:abstractNumId="0">
     <w:nsid w:val="12184504"/>
     <w:multiLevelType w:val="hybridMultilevel"/>
@@ -6720,7 +6608,7 @@
 </file>
 
 <file path=word/styles.xml><?xml version="1.0" encoding="utf-8"?>
-<w:styles xmlns:r="http://schemas.openxmlformats.org/officeDocument/2006/relationships" xmlns:w="http://schemas.openxmlformats.org/wordprocessingml/2006/main">
+<w:styles xmlns:mc="http://schemas.openxmlformats.org/markup-compatibility/2006" xmlns:r="http://schemas.openxmlformats.org/officeDocument/2006/relationships" xmlns:w="http://schemas.openxmlformats.org/wordprocessingml/2006/main" xmlns:w14="http://schemas.microsoft.com/office/word/2010/wordml" xmlns:w15="http://schemas.microsoft.com/office/word/2012/wordml" mc:Ignorable="w14 w15">
   <w:docDefaults>
     <w:rPrDefault>
       <w:rPr>
@@ -6730,150 +6618,372 @@
     </w:rPrDefault>
     <w:pPrDefault/>
   </w:docDefaults>
-  <w:latentStyles w:defLockedState="0" w:defUIPriority="0" w:defSemiHidden="1" w:defUnhideWhenUsed="1" w:defQFormat="0" w:count="267">
-    <w:lsdException w:name="Normal" w:locked="1" w:semiHidden="0" w:unhideWhenUsed="0" w:qFormat="1"/>
-    <w:lsdException w:name="heading 1" w:locked="1" w:semiHidden="0" w:unhideWhenUsed="0" w:qFormat="1"/>
-    <w:lsdException w:name="heading 2" w:locked="1" w:qFormat="1"/>
-    <w:lsdException w:name="heading 3" w:locked="1" w:qFormat="1"/>
-    <w:lsdException w:name="heading 4" w:locked="1" w:qFormat="1"/>
-    <w:lsdException w:name="heading 5" w:locked="1" w:qFormat="1"/>
-    <w:lsdException w:name="heading 6" w:locked="1" w:qFormat="1"/>
-    <w:lsdException w:name="heading 7" w:locked="1" w:qFormat="1"/>
-    <w:lsdException w:name="heading 8" w:locked="1" w:qFormat="1"/>
-    <w:lsdException w:name="heading 9" w:locked="1" w:qFormat="1"/>
-    <w:lsdException w:name="toc 1" w:locked="1"/>
-    <w:lsdException w:name="toc 2" w:locked="1"/>
-    <w:lsdException w:name="toc 3" w:locked="1"/>
-    <w:lsdException w:name="toc 4" w:locked="1"/>
-    <w:lsdException w:name="toc 5" w:locked="1"/>
-    <w:lsdException w:name="toc 6" w:locked="1"/>
-    <w:lsdException w:name="toc 7" w:locked="1"/>
-    <w:lsdException w:name="toc 8" w:locked="1"/>
-    <w:lsdException w:name="toc 9" w:locked="1"/>
-    <w:lsdException w:name="caption" w:locked="1" w:qFormat="1"/>
-    <w:lsdException w:name="List Number" w:semiHidden="0" w:unhideWhenUsed="0"/>
-    <w:lsdException w:name="List 4" w:semiHidden="0" w:unhideWhenUsed="0"/>
-    <w:lsdException w:name="List 5" w:semiHidden="0" w:unhideWhenUsed="0"/>
-    <w:lsdException w:name="Title" w:locked="1" w:semiHidden="0" w:unhideWhenUsed="0" w:qFormat="1"/>
-    <w:lsdException w:name="Default Paragraph Font" w:locked="1"/>
-    <w:lsdException w:name="Subtitle" w:locked="1" w:semiHidden="0" w:unhideWhenUsed="0" w:qFormat="1"/>
-    <w:lsdException w:name="Salutation" w:semiHidden="0" w:unhideWhenUsed="0"/>
-    <w:lsdException w:name="Date" w:semiHidden="0" w:unhideWhenUsed="0"/>
-    <w:lsdException w:name="Body Text First Indent" w:semiHidden="0" w:unhideWhenUsed="0"/>
-    <w:lsdException w:name="Strong" w:locked="1" w:semiHidden="0" w:unhideWhenUsed="0" w:qFormat="1"/>
-    <w:lsdException w:name="Emphasis" w:locked="1" w:semiHidden="0" w:unhideWhenUsed="0" w:qFormat="1"/>
-    <w:lsdException w:name="Table Grid" w:locked="1" w:semiHidden="0" w:unhideWhenUsed="0"/>
-    <w:lsdException w:name="Placeholder Text" w:uiPriority="99" w:unhideWhenUsed="0"/>
-    <w:lsdException w:name="No Spacing" w:semiHidden="0" w:uiPriority="1" w:unhideWhenUsed="0" w:qFormat="1"/>
-    <w:lsdException w:name="Light Shading" w:semiHidden="0" w:uiPriority="60" w:unhideWhenUsed="0"/>
-    <w:lsdException w:name="Light List" w:semiHidden="0" w:uiPriority="61" w:unhideWhenUsed="0"/>
-    <w:lsdException w:name="Light Grid" w:semiHidden="0" w:uiPriority="62" w:unhideWhenUsed="0"/>
-    <w:lsdException w:name="Medium Shading 1" w:semiHidden="0" w:uiPriority="63" w:unhideWhenUsed="0"/>
-    <w:lsdException w:name="Medium Shading 2" w:semiHidden="0" w:uiPriority="64" w:unhideWhenUsed="0"/>
-    <w:lsdException w:name="Medium List 1" w:semiHidden="0" w:uiPriority="65" w:unhideWhenUsed="0"/>
-    <w:lsdException w:name="Medium List 2" w:semiHidden="0" w:uiPriority="66" w:unhideWhenUsed="0"/>
-    <w:lsdException w:name="Medium Grid 1" w:semiHidden="0" w:uiPriority="67" w:unhideWhenUsed="0"/>
-    <w:lsdException w:name="Medium Grid 2" w:semiHidden="0" w:uiPriority="68" w:unhideWhenUsed="0"/>
-    <w:lsdException w:name="Medium Grid 3" w:semiHidden="0" w:uiPriority="69" w:unhideWhenUsed="0"/>
-    <w:lsdException w:name="Dark List" w:semiHidden="0" w:uiPriority="70" w:unhideWhenUsed="0"/>
-    <w:lsdException w:name="Colorful Shading" w:semiHidden="0" w:uiPriority="71" w:unhideWhenUsed="0"/>
-    <w:lsdException w:name="Colorful List" w:semiHidden="0" w:uiPriority="72" w:unhideWhenUsed="0"/>
-    <w:lsdException w:name="Colorful Grid" w:semiHidden="0" w:uiPriority="73" w:unhideWhenUsed="0"/>
-    <w:lsdException w:name="Light Shading Accent 1" w:semiHidden="0" w:uiPriority="60" w:unhideWhenUsed="0"/>
-    <w:lsdException w:name="Light List Accent 1" w:semiHidden="0" w:uiPriority="61" w:unhideWhenUsed="0"/>
-    <w:lsdException w:name="Light Grid Accent 1" w:semiHidden="0" w:uiPriority="62" w:unhideWhenUsed="0"/>
-    <w:lsdException w:name="Medium Shading 1 Accent 1" w:semiHidden="0" w:uiPriority="63" w:unhideWhenUsed="0"/>
-    <w:lsdException w:name="Medium Shading 2 Accent 1" w:semiHidden="0" w:uiPriority="64" w:unhideWhenUsed="0"/>
-    <w:lsdException w:name="Medium List 1 Accent 1" w:semiHidden="0" w:uiPriority="65" w:unhideWhenUsed="0"/>
-    <w:lsdException w:name="Revision" w:uiPriority="99" w:unhideWhenUsed="0"/>
-    <w:lsdException w:name="List Paragraph" w:semiHidden="0" w:uiPriority="34" w:unhideWhenUsed="0" w:qFormat="1"/>
-    <w:lsdException w:name="Quote" w:semiHidden="0" w:uiPriority="29" w:unhideWhenUsed="0" w:qFormat="1"/>
-    <w:lsdException w:name="Intense Quote" w:semiHidden="0" w:uiPriority="30" w:unhideWhenUsed="0" w:qFormat="1"/>
-    <w:lsdException w:name="Medium List 2 Accent 1" w:semiHidden="0" w:uiPriority="66" w:unhideWhenUsed="0"/>
-    <w:lsdException w:name="Medium Grid 1 Accent 1" w:semiHidden="0" w:uiPriority="67" w:unhideWhenUsed="0"/>
-    <w:lsdException w:name="Medium Grid 2 Accent 1" w:semiHidden="0" w:uiPriority="68" w:unhideWhenUsed="0"/>
-    <w:lsdException w:name="Medium Grid 3 Accent 1" w:semiHidden="0" w:uiPriority="69" w:unhideWhenUsed="0"/>
-    <w:lsdException w:name="Dark List Accent 1" w:semiHidden="0" w:uiPriority="70" w:unhideWhenUsed="0"/>
-    <w:lsdException w:name="Colorful Shading Accent 1" w:semiHidden="0" w:uiPriority="71" w:unhideWhenUsed="0"/>
-    <w:lsdException w:name="Colorful List Accent 1" w:semiHidden="0" w:uiPriority="72" w:unhideWhenUsed="0"/>
-    <w:lsdException w:name="Colorful Grid Accent 1" w:semiHidden="0" w:uiPriority="73" w:unhideWhenUsed="0"/>
-    <w:lsdException w:name="Light Shading Accent 2" w:semiHidden="0" w:uiPriority="60" w:unhideWhenUsed="0"/>
-    <w:lsdException w:name="Light List Accent 2" w:semiHidden="0" w:uiPriority="61" w:unhideWhenUsed="0"/>
-    <w:lsdException w:name="Light Grid Accent 2" w:semiHidden="0" w:uiPriority="62" w:unhideWhenUsed="0"/>
-    <w:lsdException w:name="Medium Shading 1 Accent 2" w:semiHidden="0" w:uiPriority="63" w:unhideWhenUsed="0"/>
-    <w:lsdException w:name="Medium Shading 2 Accent 2" w:semiHidden="0" w:uiPriority="64" w:unhideWhenUsed="0"/>
-    <w:lsdException w:name="Medium List 1 Accent 2" w:semiHidden="0" w:uiPriority="65" w:unhideWhenUsed="0"/>
-    <w:lsdException w:name="Medium List 2 Accent 2" w:semiHidden="0" w:uiPriority="66" w:unhideWhenUsed="0"/>
-    <w:lsdException w:name="Medium Grid 1 Accent 2" w:semiHidden="0" w:uiPriority="67" w:unhideWhenUsed="0"/>
-    <w:lsdException w:name="Medium Grid 2 Accent 2" w:semiHidden="0" w:uiPriority="68" w:unhideWhenUsed="0"/>
-    <w:lsdException w:name="Medium Grid 3 Accent 2" w:semiHidden="0" w:uiPriority="69" w:unhideWhenUsed="0"/>
-    <w:lsdException w:name="Dark List Accent 2" w:semiHidden="0" w:uiPriority="70" w:unhideWhenUsed="0"/>
-    <w:lsdException w:name="Colorful Shading Accent 2" w:semiHidden="0" w:uiPriority="71" w:unhideWhenUsed="0"/>
-    <w:lsdException w:name="Colorful List Accent 2" w:semiHidden="0" w:uiPriority="72" w:unhideWhenUsed="0"/>
-    <w:lsdException w:name="Colorful Grid Accent 2" w:semiHidden="0" w:uiPriority="73" w:unhideWhenUsed="0"/>
-    <w:lsdException w:name="Light Shading Accent 3" w:semiHidden="0" w:uiPriority="60" w:unhideWhenUsed="0"/>
-    <w:lsdException w:name="Light List Accent 3" w:semiHidden="0" w:uiPriority="61" w:unhideWhenUsed="0"/>
-    <w:lsdException w:name="Light Grid Accent 3" w:semiHidden="0" w:uiPriority="62" w:unhideWhenUsed="0"/>
-    <w:lsdException w:name="Medium Shading 1 Accent 3" w:semiHidden="0" w:uiPriority="63" w:unhideWhenUsed="0"/>
-    <w:lsdException w:name="Medium Shading 2 Accent 3" w:semiHidden="0" w:uiPriority="64" w:unhideWhenUsed="0"/>
-    <w:lsdException w:name="Medium List 1 Accent 3" w:semiHidden="0" w:uiPriority="65" w:unhideWhenUsed="0"/>
-    <w:lsdException w:name="Medium List 2 Accent 3" w:semiHidden="0" w:uiPriority="66" w:unhideWhenUsed="0"/>
-    <w:lsdException w:name="Medium Grid 1 Accent 3" w:semiHidden="0" w:uiPriority="67" w:unhideWhenUsed="0"/>
-    <w:lsdException w:name="Medium Grid 2 Accent 3" w:semiHidden="0" w:uiPriority="68" w:unhideWhenUsed="0"/>
-    <w:lsdException w:name="Medium Grid 3 Accent 3" w:semiHidden="0" w:uiPriority="69" w:unhideWhenUsed="0"/>
-    <w:lsdException w:name="Dark List Accent 3" w:semiHidden="0" w:uiPriority="70" w:unhideWhenUsed="0"/>
-    <w:lsdException w:name="Colorful Shading Accent 3" w:semiHidden="0" w:uiPriority="71" w:unhideWhenUsed="0"/>
-    <w:lsdException w:name="Colorful List Accent 3" w:semiHidden="0" w:uiPriority="72" w:unhideWhenUsed="0"/>
-    <w:lsdException w:name="Colorful Grid Accent 3" w:semiHidden="0" w:uiPriority="73" w:unhideWhenUsed="0"/>
-    <w:lsdException w:name="Light Shading Accent 4" w:semiHidden="0" w:uiPriority="60" w:unhideWhenUsed="0"/>
-    <w:lsdException w:name="Light List Accent 4" w:semiHidden="0" w:uiPriority="61" w:unhideWhenUsed="0"/>
-    <w:lsdException w:name="Light Grid Accent 4" w:semiHidden="0" w:uiPriority="62" w:unhideWhenUsed="0"/>
-    <w:lsdException w:name="Medium Shading 1 Accent 4" w:semiHidden="0" w:uiPriority="63" w:unhideWhenUsed="0"/>
-    <w:lsdException w:name="Medium Shading 2 Accent 4" w:semiHidden="0" w:uiPriority="64" w:unhideWhenUsed="0"/>
-    <w:lsdException w:name="Medium List 1 Accent 4" w:semiHidden="0" w:uiPriority="65" w:unhideWhenUsed="0"/>
-    <w:lsdException w:name="Medium List 2 Accent 4" w:semiHidden="0" w:uiPriority="66" w:unhideWhenUsed="0"/>
-    <w:lsdException w:name="Medium Grid 1 Accent 4" w:semiHidden="0" w:uiPriority="67" w:unhideWhenUsed="0"/>
-    <w:lsdException w:name="Medium Grid 2 Accent 4" w:semiHidden="0" w:uiPriority="68" w:unhideWhenUsed="0"/>
-    <w:lsdException w:name="Medium Grid 3 Accent 4" w:semiHidden="0" w:uiPriority="69" w:unhideWhenUsed="0"/>
-    <w:lsdException w:name="Dark List Accent 4" w:semiHidden="0" w:uiPriority="70" w:unhideWhenUsed="0"/>
-    <w:lsdException w:name="Colorful Shading Accent 4" w:semiHidden="0" w:uiPriority="71" w:unhideWhenUsed="0"/>
-    <w:lsdException w:name="Colorful List Accent 4" w:semiHidden="0" w:uiPriority="72" w:unhideWhenUsed="0"/>
-    <w:lsdException w:name="Colorful Grid Accent 4" w:semiHidden="0" w:uiPriority="73" w:unhideWhenUsed="0"/>
-    <w:lsdException w:name="Light Shading Accent 5" w:semiHidden="0" w:uiPriority="60" w:unhideWhenUsed="0"/>
-    <w:lsdException w:name="Light List Accent 5" w:semiHidden="0" w:uiPriority="61" w:unhideWhenUsed="0"/>
-    <w:lsdException w:name="Light Grid Accent 5" w:semiHidden="0" w:uiPriority="62" w:unhideWhenUsed="0"/>
-    <w:lsdException w:name="Medium Shading 1 Accent 5" w:semiHidden="0" w:uiPriority="63" w:unhideWhenUsed="0"/>
-    <w:lsdException w:name="Medium Shading 2 Accent 5" w:semiHidden="0" w:uiPriority="64" w:unhideWhenUsed="0"/>
-    <w:lsdException w:name="Medium List 1 Accent 5" w:semiHidden="0" w:uiPriority="65" w:unhideWhenUsed="0"/>
-    <w:lsdException w:name="Medium List 2 Accent 5" w:semiHidden="0" w:uiPriority="66" w:unhideWhenUsed="0"/>
-    <w:lsdException w:name="Medium Grid 1 Accent 5" w:semiHidden="0" w:uiPriority="67" w:unhideWhenUsed="0"/>
-    <w:lsdException w:name="Medium Grid 2 Accent 5" w:semiHidden="0" w:uiPriority="68" w:unhideWhenUsed="0"/>
-    <w:lsdException w:name="Medium Grid 3 Accent 5" w:semiHidden="0" w:uiPriority="69" w:unhideWhenUsed="0"/>
-    <w:lsdException w:name="Dark List Accent 5" w:semiHidden="0" w:uiPriority="70" w:unhideWhenUsed="0"/>
-    <w:lsdException w:name="Colorful Shading Accent 5" w:semiHidden="0" w:uiPriority="71" w:unhideWhenUsed="0"/>
-    <w:lsdException w:name="Colorful List Accent 5" w:semiHidden="0" w:uiPriority="72" w:unhideWhenUsed="0"/>
-    <w:lsdException w:name="Colorful Grid Accent 5" w:semiHidden="0" w:uiPriority="73" w:unhideWhenUsed="0"/>
-    <w:lsdException w:name="Light Shading Accent 6" w:semiHidden="0" w:uiPriority="60" w:unhideWhenUsed="0"/>
-    <w:lsdException w:name="Light List Accent 6" w:semiHidden="0" w:uiPriority="61" w:unhideWhenUsed="0"/>
-    <w:lsdException w:name="Light Grid Accent 6" w:semiHidden="0" w:uiPriority="62" w:unhideWhenUsed="0"/>
-    <w:lsdException w:name="Medium Shading 1 Accent 6" w:semiHidden="0" w:uiPriority="63" w:unhideWhenUsed="0"/>
-    <w:lsdException w:name="Medium Shading 2 Accent 6" w:semiHidden="0" w:uiPriority="64" w:unhideWhenUsed="0"/>
-    <w:lsdException w:name="Medium List 1 Accent 6" w:semiHidden="0" w:uiPriority="65" w:unhideWhenUsed="0"/>
-    <w:lsdException w:name="Medium List 2 Accent 6" w:semiHidden="0" w:uiPriority="66" w:unhideWhenUsed="0"/>
-    <w:lsdException w:name="Medium Grid 1 Accent 6" w:semiHidden="0" w:uiPriority="67" w:unhideWhenUsed="0"/>
-    <w:lsdException w:name="Medium Grid 2 Accent 6" w:semiHidden="0" w:uiPriority="68" w:unhideWhenUsed="0"/>
-    <w:lsdException w:name="Medium Grid 3 Accent 6" w:semiHidden="0" w:uiPriority="69" w:unhideWhenUsed="0"/>
-    <w:lsdException w:name="Dark List Accent 6" w:semiHidden="0" w:uiPriority="70" w:unhideWhenUsed="0"/>
-    <w:lsdException w:name="Colorful Shading Accent 6" w:semiHidden="0" w:uiPriority="71" w:unhideWhenUsed="0"/>
-    <w:lsdException w:name="Colorful List Accent 6" w:semiHidden="0" w:uiPriority="72" w:unhideWhenUsed="0"/>
-    <w:lsdException w:name="Colorful Grid Accent 6" w:semiHidden="0" w:uiPriority="73" w:unhideWhenUsed="0"/>
-    <w:lsdException w:name="Subtle Emphasis" w:semiHidden="0" w:uiPriority="19" w:unhideWhenUsed="0" w:qFormat="1"/>
-    <w:lsdException w:name="Intense Emphasis" w:semiHidden="0" w:uiPriority="21" w:unhideWhenUsed="0" w:qFormat="1"/>
-    <w:lsdException w:name="Subtle Reference" w:semiHidden="0" w:uiPriority="31" w:unhideWhenUsed="0" w:qFormat="1"/>
-    <w:lsdException w:name="Intense Reference" w:semiHidden="0" w:uiPriority="32" w:unhideWhenUsed="0" w:qFormat="1"/>
-    <w:lsdException w:name="Book Title" w:semiHidden="0" w:uiPriority="33" w:unhideWhenUsed="0" w:qFormat="1"/>
-    <w:lsdException w:name="Bibliography" w:uiPriority="37"/>
-    <w:lsdException w:name="TOC Heading" w:uiPriority="39" w:qFormat="1"/>
+  <w:latentStyles w:defLockedState="0" w:defUIPriority="0" w:defSemiHidden="0" w:defUnhideWhenUsed="0" w:defQFormat="0" w:count="371">
+    <w:lsdException w:name="Normal" w:locked="1" w:qFormat="1"/>
+    <w:lsdException w:name="heading 1" w:locked="1" w:qFormat="1"/>
+    <w:lsdException w:name="heading 2" w:locked="1" w:semiHidden="1" w:unhideWhenUsed="1" w:qFormat="1"/>
+    <w:lsdException w:name="heading 3" w:locked="1" w:semiHidden="1" w:unhideWhenUsed="1" w:qFormat="1"/>
+    <w:lsdException w:name="heading 4" w:locked="1" w:semiHidden="1" w:unhideWhenUsed="1" w:qFormat="1"/>
+    <w:lsdException w:name="heading 5" w:locked="1" w:semiHidden="1" w:unhideWhenUsed="1" w:qFormat="1"/>
+    <w:lsdException w:name="heading 6" w:locked="1" w:semiHidden="1" w:unhideWhenUsed="1" w:qFormat="1"/>
+    <w:lsdException w:name="heading 7" w:locked="1" w:semiHidden="1" w:unhideWhenUsed="1" w:qFormat="1"/>
+    <w:lsdException w:name="heading 8" w:locked="1" w:semiHidden="1" w:unhideWhenUsed="1" w:qFormat="1"/>
+    <w:lsdException w:name="heading 9" w:locked="1" w:semiHidden="1" w:unhideWhenUsed="1" w:qFormat="1"/>
+    <w:lsdException w:name="index 1" w:semiHidden="1" w:unhideWhenUsed="1"/>
+    <w:lsdException w:name="index 2" w:semiHidden="1" w:unhideWhenUsed="1"/>
+    <w:lsdException w:name="index 3" w:semiHidden="1" w:unhideWhenUsed="1"/>
+    <w:lsdException w:name="index 4" w:semiHidden="1" w:unhideWhenUsed="1"/>
+    <w:lsdException w:name="index 5" w:semiHidden="1" w:unhideWhenUsed="1"/>
+    <w:lsdException w:name="index 6" w:semiHidden="1" w:unhideWhenUsed="1"/>
+    <w:lsdException w:name="index 7" w:semiHidden="1" w:unhideWhenUsed="1"/>
+    <w:lsdException w:name="index 8" w:semiHidden="1" w:unhideWhenUsed="1"/>
+    <w:lsdException w:name="index 9" w:semiHidden="1" w:unhideWhenUsed="1"/>
+    <w:lsdException w:name="toc 1" w:locked="1" w:semiHidden="1" w:unhideWhenUsed="1"/>
+    <w:lsdException w:name="toc 2" w:locked="1" w:semiHidden="1" w:unhideWhenUsed="1"/>
+    <w:lsdException w:name="toc 3" w:locked="1" w:semiHidden="1" w:unhideWhenUsed="1"/>
+    <w:lsdException w:name="toc 4" w:locked="1" w:semiHidden="1" w:unhideWhenUsed="1"/>
+    <w:lsdException w:name="toc 5" w:locked="1" w:semiHidden="1" w:unhideWhenUsed="1"/>
+    <w:lsdException w:name="toc 6" w:locked="1" w:semiHidden="1" w:unhideWhenUsed="1"/>
+    <w:lsdException w:name="toc 7" w:locked="1" w:semiHidden="1" w:unhideWhenUsed="1"/>
+    <w:lsdException w:name="toc 8" w:locked="1" w:semiHidden="1" w:unhideWhenUsed="1"/>
+    <w:lsdException w:name="toc 9" w:locked="1" w:semiHidden="1" w:unhideWhenUsed="1"/>
+    <w:lsdException w:name="Normal Indent" w:semiHidden="1" w:unhideWhenUsed="1"/>
+    <w:lsdException w:name="footnote text" w:semiHidden="1" w:unhideWhenUsed="1"/>
+    <w:lsdException w:name="annotation text" w:semiHidden="1" w:unhideWhenUsed="1"/>
+    <w:lsdException w:name="header" w:semiHidden="1" w:unhideWhenUsed="1"/>
+    <w:lsdException w:name="footer" w:semiHidden="1" w:unhideWhenUsed="1"/>
+    <w:lsdException w:name="index heading" w:semiHidden="1" w:unhideWhenUsed="1"/>
+    <w:lsdException w:name="caption" w:locked="1" w:semiHidden="1" w:unhideWhenUsed="1" w:qFormat="1"/>
+    <w:lsdException w:name="table of figures" w:semiHidden="1" w:unhideWhenUsed="1"/>
+    <w:lsdException w:name="envelope address" w:semiHidden="1" w:unhideWhenUsed="1"/>
+    <w:lsdException w:name="envelope return" w:semiHidden="1" w:unhideWhenUsed="1"/>
+    <w:lsdException w:name="footnote reference" w:semiHidden="1" w:unhideWhenUsed="1"/>
+    <w:lsdException w:name="annotation reference" w:semiHidden="1" w:unhideWhenUsed="1"/>
+    <w:lsdException w:name="line number" w:semiHidden="1" w:unhideWhenUsed="1"/>
+    <w:lsdException w:name="page number" w:semiHidden="1" w:unhideWhenUsed="1"/>
+    <w:lsdException w:name="endnote reference" w:semiHidden="1" w:unhideWhenUsed="1"/>
+    <w:lsdException w:name="endnote text" w:semiHidden="1" w:unhideWhenUsed="1"/>
+    <w:lsdException w:name="table of authorities" w:semiHidden="1" w:unhideWhenUsed="1"/>
+    <w:lsdException w:name="macro" w:semiHidden="1" w:unhideWhenUsed="1"/>
+    <w:lsdException w:name="toa heading" w:semiHidden="1" w:unhideWhenUsed="1"/>
+    <w:lsdException w:name="List" w:semiHidden="1" w:unhideWhenUsed="1"/>
+    <w:lsdException w:name="List Bullet" w:semiHidden="1" w:unhideWhenUsed="1"/>
+    <w:lsdException w:name="List 2" w:semiHidden="1" w:unhideWhenUsed="1"/>
+    <w:lsdException w:name="List 3" w:semiHidden="1" w:unhideWhenUsed="1"/>
+    <w:lsdException w:name="List Bullet 2" w:semiHidden="1" w:unhideWhenUsed="1"/>
+    <w:lsdException w:name="List Bullet 3" w:semiHidden="1" w:unhideWhenUsed="1"/>
+    <w:lsdException w:name="List Bullet 4" w:semiHidden="1" w:unhideWhenUsed="1"/>
+    <w:lsdException w:name="List Bullet 5" w:semiHidden="1" w:unhideWhenUsed="1"/>
+    <w:lsdException w:name="List Number 2" w:semiHidden="1" w:unhideWhenUsed="1"/>
+    <w:lsdException w:name="List Number 3" w:semiHidden="1" w:unhideWhenUsed="1"/>
+    <w:lsdException w:name="List Number 4" w:semiHidden="1" w:unhideWhenUsed="1"/>
+    <w:lsdException w:name="List Number 5" w:semiHidden="1" w:unhideWhenUsed="1"/>
+    <w:lsdException w:name="Title" w:locked="1" w:qFormat="1"/>
+    <w:lsdException w:name="Closing" w:semiHidden="1" w:unhideWhenUsed="1"/>
+    <w:lsdException w:name="Signature" w:semiHidden="1" w:unhideWhenUsed="1"/>
+    <w:lsdException w:name="Default Paragraph Font" w:locked="1" w:semiHidden="1" w:unhideWhenUsed="1"/>
+    <w:lsdException w:name="Body Text" w:semiHidden="1" w:unhideWhenUsed="1"/>
+    <w:lsdException w:name="Body Text Indent" w:semiHidden="1" w:unhideWhenUsed="1"/>
+    <w:lsdException w:name="List Continue" w:semiHidden="1" w:unhideWhenUsed="1"/>
+    <w:lsdException w:name="List Continue 2" w:semiHidden="1" w:unhideWhenUsed="1"/>
+    <w:lsdException w:name="List Continue 3" w:semiHidden="1" w:unhideWhenUsed="1"/>
+    <w:lsdException w:name="List Continue 4" w:semiHidden="1" w:unhideWhenUsed="1"/>
+    <w:lsdException w:name="List Continue 5" w:semiHidden="1" w:unhideWhenUsed="1"/>
+    <w:lsdException w:name="Message Header" w:semiHidden="1" w:unhideWhenUsed="1"/>
+    <w:lsdException w:name="Subtitle" w:locked="1" w:qFormat="1"/>
+    <w:lsdException w:name="Body Text First Indent 2" w:semiHidden="1" w:unhideWhenUsed="1"/>
+    <w:lsdException w:name="Note Heading" w:semiHidden="1" w:unhideWhenUsed="1"/>
+    <w:lsdException w:name="Body Text 2" w:semiHidden="1" w:unhideWhenUsed="1"/>
+    <w:lsdException w:name="Body Text 3" w:semiHidden="1" w:unhideWhenUsed="1"/>
+    <w:lsdException w:name="Body Text Indent 2" w:semiHidden="1" w:unhideWhenUsed="1"/>
+    <w:lsdException w:name="Body Text Indent 3" w:semiHidden="1" w:unhideWhenUsed="1"/>
+    <w:lsdException w:name="Block Text" w:semiHidden="1" w:unhideWhenUsed="1"/>
+    <w:lsdException w:name="Hyperlink" w:semiHidden="1" w:unhideWhenUsed="1"/>
+    <w:lsdException w:name="FollowedHyperlink" w:semiHidden="1" w:unhideWhenUsed="1"/>
+    <w:lsdException w:name="Strong" w:locked="1" w:qFormat="1"/>
+    <w:lsdException w:name="Emphasis" w:locked="1" w:qFormat="1"/>
+    <w:lsdException w:name="Document Map" w:semiHidden="1" w:unhideWhenUsed="1"/>
+    <w:lsdException w:name="Plain Text" w:semiHidden="1" w:unhideWhenUsed="1"/>
+    <w:lsdException w:name="E-mail Signature" w:semiHidden="1" w:unhideWhenUsed="1"/>
+    <w:lsdException w:name="HTML Top of Form" w:semiHidden="1" w:unhideWhenUsed="1"/>
+    <w:lsdException w:name="HTML Bottom of Form" w:semiHidden="1" w:unhideWhenUsed="1"/>
+    <w:lsdException w:name="Normal (Web)" w:semiHidden="1" w:unhideWhenUsed="1"/>
+    <w:lsdException w:name="HTML Acronym" w:semiHidden="1" w:unhideWhenUsed="1"/>
+    <w:lsdException w:name="HTML Address" w:semiHidden="1" w:unhideWhenUsed="1"/>
+    <w:lsdException w:name="HTML Cite" w:semiHidden="1" w:unhideWhenUsed="1"/>
+    <w:lsdException w:name="HTML Code" w:semiHidden="1" w:unhideWhenUsed="1"/>
+    <w:lsdException w:name="HTML Definition" w:semiHidden="1" w:unhideWhenUsed="1"/>
+    <w:lsdException w:name="HTML Keyboard" w:semiHidden="1" w:unhideWhenUsed="1"/>
+    <w:lsdException w:name="HTML Preformatted" w:semiHidden="1" w:unhideWhenUsed="1"/>
+    <w:lsdException w:name="HTML Sample" w:semiHidden="1" w:unhideWhenUsed="1"/>
+    <w:lsdException w:name="HTML Typewriter" w:semiHidden="1" w:unhideWhenUsed="1"/>
+    <w:lsdException w:name="HTML Variable" w:semiHidden="1" w:unhideWhenUsed="1"/>
+    <w:lsdException w:name="Normal Table" w:semiHidden="1" w:unhideWhenUsed="1"/>
+    <w:lsdException w:name="annotation subject" w:semiHidden="1" w:unhideWhenUsed="1"/>
+    <w:lsdException w:name="No List" w:semiHidden="1" w:unhideWhenUsed="1"/>
+    <w:lsdException w:name="Outline List 1" w:semiHidden="1" w:unhideWhenUsed="1"/>
+    <w:lsdException w:name="Outline List 2" w:semiHidden="1" w:unhideWhenUsed="1"/>
+    <w:lsdException w:name="Outline List 3" w:semiHidden="1" w:unhideWhenUsed="1"/>
+    <w:lsdException w:name="Table Simple 1" w:semiHidden="1" w:unhideWhenUsed="1"/>
+    <w:lsdException w:name="Table Simple 2" w:semiHidden="1" w:unhideWhenUsed="1"/>
+    <w:lsdException w:name="Table Simple 3" w:semiHidden="1" w:unhideWhenUsed="1"/>
+    <w:lsdException w:name="Table Classic 1" w:semiHidden="1" w:unhideWhenUsed="1"/>
+    <w:lsdException w:name="Table Classic 2" w:semiHidden="1" w:unhideWhenUsed="1"/>
+    <w:lsdException w:name="Table Classic 3" w:semiHidden="1" w:unhideWhenUsed="1"/>
+    <w:lsdException w:name="Table Classic 4" w:semiHidden="1" w:unhideWhenUsed="1"/>
+    <w:lsdException w:name="Table Colorful 1" w:semiHidden="1" w:unhideWhenUsed="1"/>
+    <w:lsdException w:name="Table Colorful 2" w:semiHidden="1" w:unhideWhenUsed="1"/>
+    <w:lsdException w:name="Table Colorful 3" w:semiHidden="1" w:unhideWhenUsed="1"/>
+    <w:lsdException w:name="Table Columns 1" w:semiHidden="1" w:unhideWhenUsed="1"/>
+    <w:lsdException w:name="Table Columns 2" w:semiHidden="1" w:unhideWhenUsed="1"/>
+    <w:lsdException w:name="Table Columns 3" w:semiHidden="1" w:unhideWhenUsed="1"/>
+    <w:lsdException w:name="Table Columns 4" w:semiHidden="1" w:unhideWhenUsed="1"/>
+    <w:lsdException w:name="Table Columns 5" w:semiHidden="1" w:unhideWhenUsed="1"/>
+    <w:lsdException w:name="Table Grid 1" w:semiHidden="1" w:unhideWhenUsed="1"/>
+    <w:lsdException w:name="Table Grid 2" w:semiHidden="1" w:unhideWhenUsed="1"/>
+    <w:lsdException w:name="Table Grid 3" w:semiHidden="1" w:unhideWhenUsed="1"/>
+    <w:lsdException w:name="Table Grid 4" w:semiHidden="1" w:unhideWhenUsed="1"/>
+    <w:lsdException w:name="Table Grid 5" w:semiHidden="1" w:unhideWhenUsed="1"/>
+    <w:lsdException w:name="Table Grid 6" w:semiHidden="1" w:unhideWhenUsed="1"/>
+    <w:lsdException w:name="Table Grid 7" w:semiHidden="1" w:unhideWhenUsed="1"/>
+    <w:lsdException w:name="Table Grid 8" w:semiHidden="1" w:unhideWhenUsed="1"/>
+    <w:lsdException w:name="Table List 1" w:semiHidden="1" w:unhideWhenUsed="1"/>
+    <w:lsdException w:name="Table List 2" w:semiHidden="1" w:unhideWhenUsed="1"/>
+    <w:lsdException w:name="Table List 3" w:semiHidden="1" w:unhideWhenUsed="1"/>
+    <w:lsdException w:name="Table List 4" w:semiHidden="1" w:unhideWhenUsed="1"/>
+    <w:lsdException w:name="Table List 5" w:semiHidden="1" w:unhideWhenUsed="1"/>
+    <w:lsdException w:name="Table List 6" w:semiHidden="1" w:unhideWhenUsed="1"/>
+    <w:lsdException w:name="Table List 7" w:semiHidden="1" w:unhideWhenUsed="1"/>
+    <w:lsdException w:name="Table List 8" w:semiHidden="1" w:unhideWhenUsed="1"/>
+    <w:lsdException w:name="Table 3D effects 1" w:semiHidden="1" w:unhideWhenUsed="1"/>
+    <w:lsdException w:name="Table 3D effects 2" w:semiHidden="1" w:unhideWhenUsed="1"/>
+    <w:lsdException w:name="Table 3D effects 3" w:semiHidden="1" w:unhideWhenUsed="1"/>
+    <w:lsdException w:name="Table Contemporary" w:semiHidden="1" w:unhideWhenUsed="1"/>
+    <w:lsdException w:name="Table Elegant" w:semiHidden="1" w:unhideWhenUsed="1"/>
+    <w:lsdException w:name="Table Professional" w:semiHidden="1" w:unhideWhenUsed="1"/>
+    <w:lsdException w:name="Table Subtle 1" w:semiHidden="1" w:unhideWhenUsed="1"/>
+    <w:lsdException w:name="Table Subtle 2" w:semiHidden="1" w:unhideWhenUsed="1"/>
+    <w:lsdException w:name="Table Web 1" w:semiHidden="1" w:unhideWhenUsed="1"/>
+    <w:lsdException w:name="Table Web 2" w:semiHidden="1" w:unhideWhenUsed="1"/>
+    <w:lsdException w:name="Table Web 3" w:semiHidden="1" w:unhideWhenUsed="1"/>
+    <w:lsdException w:name="Balloon Text" w:semiHidden="1" w:unhideWhenUsed="1"/>
+    <w:lsdException w:name="Table Grid" w:locked="1"/>
+    <w:lsdException w:name="Table Theme" w:semiHidden="1" w:unhideWhenUsed="1"/>
+    <w:lsdException w:name="Placeholder Text" w:semiHidden="1" w:uiPriority="99"/>
+    <w:lsdException w:name="No Spacing" w:uiPriority="1" w:qFormat="1"/>
+    <w:lsdException w:name="Light Shading" w:uiPriority="60"/>
+    <w:lsdException w:name="Light List" w:uiPriority="61"/>
+    <w:lsdException w:name="Light Grid" w:uiPriority="62"/>
+    <w:lsdException w:name="Medium Shading 1" w:uiPriority="63"/>
+    <w:lsdException w:name="Medium Shading 2" w:uiPriority="64"/>
+    <w:lsdException w:name="Medium List 1" w:uiPriority="65"/>
+    <w:lsdException w:name="Medium List 2" w:uiPriority="66"/>
+    <w:lsdException w:name="Medium Grid 1" w:uiPriority="67"/>
+    <w:lsdException w:name="Medium Grid 2" w:uiPriority="68"/>
+    <w:lsdException w:name="Medium Grid 3" w:uiPriority="69"/>
+    <w:lsdException w:name="Dark List" w:uiPriority="70"/>
+    <w:lsdException w:name="Colorful Shading" w:uiPriority="71"/>
+    <w:lsdException w:name="Colorful List" w:uiPriority="72"/>
+    <w:lsdException w:name="Colorful Grid" w:uiPriority="73"/>
+    <w:lsdException w:name="Light Shading Accent 1" w:uiPriority="60"/>
+    <w:lsdException w:name="Light List Accent 1" w:uiPriority="61"/>
+    <w:lsdException w:name="Light Grid Accent 1" w:uiPriority="62"/>
+    <w:lsdException w:name="Medium Shading 1 Accent 1" w:uiPriority="63"/>
+    <w:lsdException w:name="Medium Shading 2 Accent 1" w:uiPriority="64"/>
+    <w:lsdException w:name="Medium List 1 Accent 1" w:uiPriority="65"/>
+    <w:lsdException w:name="Revision" w:semiHidden="1" w:uiPriority="99"/>
+    <w:lsdException w:name="List Paragraph" w:uiPriority="34" w:qFormat="1"/>
+    <w:lsdException w:name="Quote" w:uiPriority="29" w:qFormat="1"/>
+    <w:lsdException w:name="Intense Quote" w:uiPriority="30" w:qFormat="1"/>
+    <w:lsdException w:name="Medium List 2 Accent 1" w:uiPriority="66"/>
+    <w:lsdException w:name="Medium Grid 1 Accent 1" w:uiPriority="67"/>
+    <w:lsdException w:name="Medium Grid 2 Accent 1" w:uiPriority="68"/>
+    <w:lsdException w:name="Medium Grid 3 Accent 1" w:uiPriority="69"/>
+    <w:lsdException w:name="Dark List Accent 1" w:uiPriority="70"/>
+    <w:lsdException w:name="Colorful Shading Accent 1" w:uiPriority="71"/>
+    <w:lsdException w:name="Colorful List Accent 1" w:uiPriority="72"/>
+    <w:lsdException w:name="Colorful Grid Accent 1" w:uiPriority="73"/>
+    <w:lsdException w:name="Light Shading Accent 2" w:uiPriority="60"/>
+    <w:lsdException w:name="Light List Accent 2" w:uiPriority="61"/>
+    <w:lsdException w:name="Light Grid Accent 2" w:uiPriority="62"/>
+    <w:lsdException w:name="Medium Shading 1 Accent 2" w:uiPriority="63"/>
+    <w:lsdException w:name="Medium Shading 2 Accent 2" w:uiPriority="64"/>
+    <w:lsdException w:name="Medium List 1 Accent 2" w:uiPriority="65"/>
+    <w:lsdException w:name="Medium List 2 Accent 2" w:uiPriority="66"/>
+    <w:lsdException w:name="Medium Grid 1 Accent 2" w:uiPriority="67"/>
+    <w:lsdException w:name="Medium Grid 2 Accent 2" w:uiPriority="68"/>
+    <w:lsdException w:name="Medium Grid 3 Accent 2" w:uiPriority="69"/>
+    <w:lsdException w:name="Dark List Accent 2" w:uiPriority="70"/>
+    <w:lsdException w:name="Colorful Shading Accent 2" w:uiPriority="71"/>
+    <w:lsdException w:name="Colorful List Accent 2" w:uiPriority="72"/>
+    <w:lsdException w:name="Colorful Grid Accent 2" w:uiPriority="73"/>
+    <w:lsdException w:name="Light Shading Accent 3" w:uiPriority="60"/>
+    <w:lsdException w:name="Light List Accent 3" w:uiPriority="61"/>
+    <w:lsdException w:name="Light Grid Accent 3" w:uiPriority="62"/>
+    <w:lsdException w:name="Medium Shading 1 Accent 3" w:uiPriority="63"/>
+    <w:lsdException w:name="Medium Shading 2 Accent 3" w:uiPriority="64"/>
+    <w:lsdException w:name="Medium List 1 Accent 3" w:uiPriority="65"/>
+    <w:lsdException w:name="Medium List 2 Accent 3" w:uiPriority="66"/>
+    <w:lsdException w:name="Medium Grid 1 Accent 3" w:uiPriority="67"/>
+    <w:lsdException w:name="Medium Grid 2 Accent 3" w:uiPriority="68"/>
+    <w:lsdException w:name="Medium Grid 3 Accent 3" w:uiPriority="69"/>
+    <w:lsdException w:name="Dark List Accent 3" w:uiPriority="70"/>
+    <w:lsdException w:name="Colorful Shading Accent 3" w:uiPriority="71"/>
+    <w:lsdException w:name="Colorful List Accent 3" w:uiPriority="72"/>
+    <w:lsdException w:name="Colorful Grid Accent 3" w:uiPriority="73"/>
+    <w:lsdException w:name="Light Shading Accent 4" w:uiPriority="60"/>
+    <w:lsdException w:name="Light List Accent 4" w:uiPriority="61"/>
+    <w:lsdException w:name="Light Grid Accent 4" w:uiPriority="62"/>
+    <w:lsdException w:name="Medium Shading 1 Accent 4" w:uiPriority="63"/>
+    <w:lsdException w:name="Medium Shading 2 Accent 4" w:uiPriority="64"/>
+    <w:lsdException w:name="Medium List 1 Accent 4" w:uiPriority="65"/>
+    <w:lsdException w:name="Medium List 2 Accent 4" w:uiPriority="66"/>
+    <w:lsdException w:name="Medium Grid 1 Accent 4" w:uiPriority="67"/>
+    <w:lsdException w:name="Medium Grid 2 Accent 4" w:uiPriority="68"/>
+    <w:lsdException w:name="Medium Grid 3 Accent 4" w:uiPriority="69"/>
+    <w:lsdException w:name="Dark List Accent 4" w:uiPriority="70"/>
+    <w:lsdException w:name="Colorful Shading Accent 4" w:uiPriority="71"/>
+    <w:lsdException w:name="Colorful List Accent 4" w:uiPriority="72"/>
+    <w:lsdException w:name="Colorful Grid Accent 4" w:uiPriority="73"/>
+    <w:lsdException w:name="Light Shading Accent 5" w:uiPriority="60"/>
+    <w:lsdException w:name="Light List Accent 5" w:uiPriority="61"/>
+    <w:lsdException w:name="Light Grid Accent 5" w:uiPriority="62"/>
+    <w:lsdException w:name="Medium Shading 1 Accent 5" w:uiPriority="63"/>
+    <w:lsdException w:name="Medium Shading 2 Accent 5" w:uiPriority="64"/>
+    <w:lsdException w:name="Medium List 1 Accent 5" w:uiPriority="65"/>
+    <w:lsdException w:name="Medium List 2 Accent 5" w:uiPriority="66"/>
+    <w:lsdException w:name="Medium Grid 1 Accent 5" w:uiPriority="67"/>
+    <w:lsdException w:name="Medium Grid 2 Accent 5" w:uiPriority="68"/>
+    <w:lsdException w:name="Medium Grid 3 Accent 5" w:uiPriority="69"/>
+    <w:lsdException w:name="Dark List Accent 5" w:uiPriority="70"/>
+    <w:lsdException w:name="Colorful Shading Accent 5" w:uiPriority="71"/>
+    <w:lsdException w:name="Colorful List Accent 5" w:uiPriority="72"/>
+    <w:lsdException w:name="Colorful Grid Accent 5" w:uiPriority="73"/>
+    <w:lsdException w:name="Light Shading Accent 6" w:uiPriority="60"/>
+    <w:lsdException w:name="Light List Accent 6" w:uiPriority="61"/>
+    <w:lsdException w:name="Light Grid Accent 6" w:uiPriority="62"/>
+    <w:lsdException w:name="Medium Shading 1 Accent 6" w:uiPriority="63"/>
+    <w:lsdException w:name="Medium Shading 2 Accent 6" w:uiPriority="64"/>
+    <w:lsdException w:name="Medium List 1 Accent 6" w:uiPriority="65"/>
+    <w:lsdException w:name="Medium List 2 Accent 6" w:uiPriority="66"/>
+    <w:lsdException w:name="Medium Grid 1 Accent 6" w:uiPriority="67"/>
+    <w:lsdException w:name="Medium Grid 2 Accent 6" w:uiPriority="68"/>
+    <w:lsdException w:name="Medium Grid 3 Accent 6" w:uiPriority="69"/>
+    <w:lsdException w:name="Dark List Accent 6" w:uiPriority="70"/>
+    <w:lsdException w:name="Colorful Shading Accent 6" w:uiPriority="71"/>
+    <w:lsdException w:name="Colorful List Accent 6" w:uiPriority="72"/>
+    <w:lsdException w:name="Colorful Grid Accent 6" w:uiPriority="73"/>
+    <w:lsdException w:name="Subtle Emphasis" w:uiPriority="19" w:qFormat="1"/>
+    <w:lsdException w:name="Intense Emphasis" w:uiPriority="21" w:qFormat="1"/>
+    <w:lsdException w:name="Subtle Reference" w:uiPriority="31" w:qFormat="1"/>
+    <w:lsdException w:name="Intense Reference" w:uiPriority="32" w:qFormat="1"/>
+    <w:lsdException w:name="Book Title" w:uiPriority="33" w:qFormat="1"/>
+    <w:lsdException w:name="Bibliography" w:semiHidden="1" w:uiPriority="37" w:unhideWhenUsed="1"/>
+    <w:lsdException w:name="TOC Heading" w:semiHidden="1" w:uiPriority="39" w:unhideWhenUsed="1" w:qFormat="1"/>
+    <w:lsdException w:name="Plain Table 1" w:uiPriority="41"/>
+    <w:lsdException w:name="Plain Table 2" w:uiPriority="42"/>
+    <w:lsdException w:name="Plain Table 3" w:uiPriority="43"/>
+    <w:lsdException w:name="Plain Table 4" w:uiPriority="44"/>
+    <w:lsdException w:name="Plain Table 5" w:uiPriority="45"/>
+    <w:lsdException w:name="Grid Table Light" w:uiPriority="40"/>
+    <w:lsdException w:name="Grid Table 1 Light" w:uiPriority="46"/>
+    <w:lsdException w:name="Grid Table 2" w:uiPriority="47"/>
+    <w:lsdException w:name="Grid Table 3" w:uiPriority="48"/>
+    <w:lsdException w:name="Grid Table 4" w:uiPriority="49"/>
+    <w:lsdException w:name="Grid Table 5 Dark" w:uiPriority="50"/>
+    <w:lsdException w:name="Grid Table 6 Colorful" w:uiPriority="51"/>
+    <w:lsdException w:name="Grid Table 7 Colorful" w:uiPriority="52"/>
+    <w:lsdException w:name="Grid Table 1 Light Accent 1" w:uiPriority="46"/>
+    <w:lsdException w:name="Grid Table 2 Accent 1" w:uiPriority="47"/>
+    <w:lsdException w:name="Grid Table 3 Accent 1" w:uiPriority="48"/>
+    <w:lsdException w:name="Grid Table 4 Accent 1" w:uiPriority="49"/>
+    <w:lsdException w:name="Grid Table 5 Dark Accent 1" w:uiPriority="50"/>
+    <w:lsdException w:name="Grid Table 6 Colorful Accent 1" w:uiPriority="51"/>
+    <w:lsdException w:name="Grid Table 7 Colorful Accent 1" w:uiPriority="52"/>
+    <w:lsdException w:name="Grid Table 1 Light Accent 2" w:uiPriority="46"/>
+    <w:lsdException w:name="Grid Table 2 Accent 2" w:uiPriority="47"/>
+    <w:lsdException w:name="Grid Table 3 Accent 2" w:uiPriority="48"/>
+    <w:lsdException w:name="Grid Table 4 Accent 2" w:uiPriority="49"/>
+    <w:lsdException w:name="Grid Table 5 Dark Accent 2" w:uiPriority="50"/>
+    <w:lsdException w:name="Grid Table 6 Colorful Accent 2" w:uiPriority="51"/>
+    <w:lsdException w:name="Grid Table 7 Colorful Accent 2" w:uiPriority="52"/>
+    <w:lsdException w:name="Grid Table 1 Light Accent 3" w:uiPriority="46"/>
+    <w:lsdException w:name="Grid Table 2 Accent 3" w:uiPriority="47"/>
+    <w:lsdException w:name="Grid Table 3 Accent 3" w:uiPriority="48"/>
+    <w:lsdException w:name="Grid Table 4 Accent 3" w:uiPriority="49"/>
+    <w:lsdException w:name="Grid Table 5 Dark Accent 3" w:uiPriority="50"/>
+    <w:lsdException w:name="Grid Table 6 Colorful Accent 3" w:uiPriority="51"/>
+    <w:lsdException w:name="Grid Table 7 Colorful Accent 3" w:uiPriority="52"/>
+    <w:lsdException w:name="Grid Table 1 Light Accent 4" w:uiPriority="46"/>
+    <w:lsdException w:name="Grid Table 2 Accent 4" w:uiPriority="47"/>
+    <w:lsdException w:name="Grid Table 3 Accent 4" w:uiPriority="48"/>
+    <w:lsdException w:name="Grid Table 4 Accent 4" w:uiPriority="49"/>
+    <w:lsdException w:name="Grid Table 5 Dark Accent 4" w:uiPriority="50"/>
+    <w:lsdException w:name="Grid Table 6 Colorful Accent 4" w:uiPriority="51"/>
+    <w:lsdException w:name="Grid Table 7 Colorful Accent 4" w:uiPriority="52"/>
+    <w:lsdException w:name="Grid Table 1 Light Accent 5" w:uiPriority="46"/>
+    <w:lsdException w:name="Grid Table 2 Accent 5" w:uiPriority="47"/>
+    <w:lsdException w:name="Grid Table 3 Accent 5" w:uiPriority="48"/>
+    <w:lsdException w:name="Grid Table 4 Accent 5" w:uiPriority="49"/>
+    <w:lsdException w:name="Grid Table 5 Dark Accent 5" w:uiPriority="50"/>
+    <w:lsdException w:name="Grid Table 6 Colorful Accent 5" w:uiPriority="51"/>
+    <w:lsdException w:name="Grid Table 7 Colorful Accent 5" w:uiPriority="52"/>
+    <w:lsdException w:name="Grid Table 1 Light Accent 6" w:uiPriority="46"/>
+    <w:lsdException w:name="Grid Table 2 Accent 6" w:uiPriority="47"/>
+    <w:lsdException w:name="Grid Table 3 Accent 6" w:uiPriority="48"/>
+    <w:lsdException w:name="Grid Table 4 Accent 6" w:uiPriority="49"/>
+    <w:lsdException w:name="Grid Table 5 Dark Accent 6" w:uiPriority="50"/>
+    <w:lsdException w:name="Grid Table 6 Colorful Accent 6" w:uiPriority="51"/>
+    <w:lsdException w:name="Grid Table 7 Colorful Accent 6" w:uiPriority="52"/>
+    <w:lsdException w:name="List Table 1 Light" w:uiPriority="46"/>
+    <w:lsdException w:name="List Table 2" w:uiPriority="47"/>
+    <w:lsdException w:name="List Table 3" w:uiPriority="48"/>
+    <w:lsdException w:name="List Table 4" w:uiPriority="49"/>
+    <w:lsdException w:name="List Table 5 Dark" w:uiPriority="50"/>
+    <w:lsdException w:name="List Table 6 Colorful" w:uiPriority="51"/>
+    <w:lsdException w:name="List Table 7 Colorful" w:uiPriority="52"/>
+    <w:lsdException w:name="List Table 1 Light Accent 1" w:uiPriority="46"/>
+    <w:lsdException w:name="List Table 2 Accent 1" w:uiPriority="47"/>
+    <w:lsdException w:name="List Table 3 Accent 1" w:uiPriority="48"/>
+    <w:lsdException w:name="List Table 4 Accent 1" w:uiPriority="49"/>
+    <w:lsdException w:name="List Table 5 Dark Accent 1" w:uiPriority="50"/>
+    <w:lsdException w:name="List Table 6 Colorful Accent 1" w:uiPriority="51"/>
+    <w:lsdException w:name="List Table 7 Colorful Accent 1" w:uiPriority="52"/>
+    <w:lsdException w:name="List Table 1 Light Accent 2" w:uiPriority="46"/>
+    <w:lsdException w:name="List Table 2 Accent 2" w:uiPriority="47"/>
+    <w:lsdException w:name="List Table 3 Accent 2" w:uiPriority="48"/>
+    <w:lsdException w:name="List Table 4 Accent 2" w:uiPriority="49"/>
+    <w:lsdException w:name="List Table 5 Dark Accent 2" w:uiPriority="50"/>
+    <w:lsdException w:name="List Table 6 Colorful Accent 2" w:uiPriority="51"/>
+    <w:lsdException w:name="List Table 7 Colorful Accent 2" w:uiPriority="52"/>
+    <w:lsdException w:name="List Table 1 Light Accent 3" w:uiPriority="46"/>
+    <w:lsdException w:name="List Table 2 Accent 3" w:uiPriority="47"/>
+    <w:lsdException w:name="List Table 3 Accent 3" w:uiPriority="48"/>
+    <w:lsdException w:name="List Table 4 Accent 3" w:uiPriority="49"/>
+    <w:lsdException w:name="List Table 5 Dark Accent 3" w:uiPriority="50"/>
+    <w:lsdException w:name="List Table 6 Colorful Accent 3" w:uiPriority="51"/>
+    <w:lsdException w:name="List Table 7 Colorful Accent 3" w:uiPriority="52"/>
+    <w:lsdException w:name="List Table 1 Light Accent 4" w:uiPriority="46"/>
+    <w:lsdException w:name="List Table 2 Accent 4" w:uiPriority="47"/>
+    <w:lsdException w:name="List Table 3 Accent 4" w:uiPriority="48"/>
+    <w:lsdException w:name="List Table 4 Accent 4" w:uiPriority="49"/>
+    <w:lsdException w:name="List Table 5 Dark Accent 4" w:uiPriority="50"/>
+    <w:lsdException w:name="List Table 6 Colorful Accent 4" w:uiPriority="51"/>
+    <w:lsdException w:name="List Table 7 Colorful Accent 4" w:uiPriority="52"/>
+    <w:lsdException w:name="List Table 1 Light Accent 5" w:uiPriority="46"/>
+    <w:lsdException w:name="List Table 2 Accent 5" w:uiPriority="47"/>
+    <w:lsdException w:name="List Table 3 Accent 5" w:uiPriority="48"/>
+    <w:lsdException w:name="List Table 4 Accent 5" w:uiPriority="49"/>
+    <w:lsdException w:name="List Table 5 Dark Accent 5" w:uiPriority="50"/>
+    <w:lsdException w:name="List Table 6 Colorful Accent 5" w:uiPriority="51"/>
+    <w:lsdException w:name="List Table 7 Colorful Accent 5" w:uiPriority="52"/>
+    <w:lsdException w:name="List Table 1 Light Accent 6" w:uiPriority="46"/>
+    <w:lsdException w:name="List Table 2 Accent 6" w:uiPriority="47"/>
+    <w:lsdException w:name="List Table 3 Accent 6" w:uiPriority="48"/>
+    <w:lsdException w:name="List Table 4 Accent 6" w:uiPriority="49"/>
+    <w:lsdException w:name="List Table 5 Dark Accent 6" w:uiPriority="50"/>
+    <w:lsdException w:name="List Table 6 Colorful Accent 6" w:uiPriority="51"/>
+    <w:lsdException w:name="List Table 7 Colorful Accent 6" w:uiPriority="52"/>
   </w:latentStyles>
   <w:style w:type="paragraph" w:default="1" w:styleId="a">
     <w:name w:val="Normal"/>
@@ -6896,7 +7006,6 @@
     <w:uiPriority w:val="99"/>
     <w:semiHidden/>
     <w:unhideWhenUsed/>
-    <w:qFormat/>
     <w:tblPr>
       <w:tblInd w:w="0" w:type="dxa"/>
       <w:tblCellMar>
@@ -6923,7 +7032,6 @@
       <w:rFonts w:ascii="Tahoma" w:hAnsi="Tahoma"/>
       <w:sz w:val="16"/>
       <w:szCs w:val="16"/>
-      <w:lang/>
     </w:rPr>
   </w:style>
   <w:style w:type="character" w:customStyle="1" w:styleId="a4">

--- a/schedule/2015_oct.docx
+++ b/schedule/2015_oct.docx
@@ -485,8 +485,6 @@
               </w:rPr>
               <w:t>26</w:t>
             </w:r>
-            <w:bookmarkStart w:id="0" w:name="_GoBack"/>
-            <w:bookmarkEnd w:id="0"/>
             <w:r>
               <w:rPr>
                 <w:b/>
@@ -703,6 +701,10 @@
           <w:p>
             <w:pPr>
               <w:jc w:val="center"/>
+              <w:rPr>
+                <w:b/>
+                <w:bCs/>
+              </w:rPr>
             </w:pPr>
             <w:r>
               <w:rPr>
@@ -723,7 +725,33 @@
                 <w:b/>
                 <w:bCs/>
               </w:rPr>
-              <w:t xml:space="preserve"> типы данных и переменные, условный оператор, циклы, файловый ввод-вывод.</w:t>
+              <w:t xml:space="preserve"> типы данных и переменные, условный оператор, циклы, файловый ввод-вывод</w:t>
+            </w:r>
+            <w:r>
+              <w:rPr>
+                <w:b/>
+                <w:bCs/>
+              </w:rPr>
+              <w:t>,</w:t>
+            </w:r>
+          </w:p>
+          <w:p>
+            <w:pPr>
+              <w:jc w:val="center"/>
+            </w:pPr>
+            <w:r>
+              <w:rPr>
+                <w:b/>
+                <w:bCs/>
+              </w:rPr>
+              <w:t>функции</w:t>
+            </w:r>
+            <w:r>
+              <w:rPr>
+                <w:b/>
+                <w:bCs/>
+              </w:rPr>
+              <w:t>.</w:t>
             </w:r>
           </w:p>
           <w:p>
@@ -1716,17 +1744,49 @@
             <w:pPr>
               <w:jc w:val="center"/>
               <w:rPr>
-                <w:i/>
-                <w:iCs/>
-              </w:rPr>
-            </w:pPr>
-            <w:r>
-              <w:rPr>
-                <w:b/>
-                <w:bCs/>
-              </w:rPr>
-              <w:t>Введение в C/C++: функции, указатели и массивы</w:t>
-            </w:r>
+                <w:b/>
+                <w:bCs/>
+              </w:rPr>
+            </w:pPr>
+            <w:r>
+              <w:rPr>
+                <w:b/>
+                <w:bCs/>
+              </w:rPr>
+              <w:t>Введение в C/C++: указатели и массивы</w:t>
+            </w:r>
+            <w:r>
+              <w:rPr>
+                <w:b/>
+                <w:bCs/>
+              </w:rPr>
+              <w:t>.</w:t>
+            </w:r>
+          </w:p>
+          <w:p>
+            <w:pPr>
+              <w:jc w:val="center"/>
+              <w:rPr>
+                <w:b/>
+                <w:bCs/>
+              </w:rPr>
+            </w:pPr>
+            <w:r>
+              <w:rPr>
+                <w:b/>
+                <w:bCs/>
+              </w:rPr>
+              <w:t>Объектно-ориентированное программирование</w:t>
+            </w:r>
+          </w:p>
+          <w:p>
+            <w:pPr>
+              <w:jc w:val="center"/>
+              <w:rPr>
+                <w:i/>
+                <w:iCs/>
+              </w:rPr>
+            </w:pPr>
             <w:r>
               <w:rPr>
                 <w:i/>
@@ -1803,8 +1863,89 @@
                 <w:b/>
                 <w:bCs/>
               </w:rPr>
-              <w:t>Модификация на отрезке в дереве отрезков. Декартово дерево</w:t>
-            </w:r>
+              <w:t>Г</w:t>
+            </w:r>
+            <w:r>
+              <w:rPr>
+                <w:b/>
+                <w:bCs/>
+              </w:rPr>
+              <w:t xml:space="preserve">рафы: </w:t>
+            </w:r>
+            <w:r>
+              <w:rPr>
+                <w:b/>
+                <w:bCs/>
+              </w:rPr>
+              <w:t>Списки смежности, списки рёбер</w:t>
+            </w:r>
+            <w:r>
+              <w:rPr>
+                <w:b/>
+                <w:bCs/>
+              </w:rPr>
+              <w:t xml:space="preserve">, </w:t>
+            </w:r>
+            <w:r>
+              <w:rPr>
+                <w:b/>
+                <w:bCs/>
+                <w:lang w:val="en-US"/>
+              </w:rPr>
+              <w:t>DFS</w:t>
+            </w:r>
+            <w:r>
+              <w:rPr>
+                <w:b/>
+                <w:bCs/>
+              </w:rPr>
+              <w:t xml:space="preserve">, </w:t>
+            </w:r>
+            <w:r>
+              <w:rPr>
+                <w:b/>
+                <w:bCs/>
+                <w:lang w:val="en-US"/>
+              </w:rPr>
+              <w:t>BFS</w:t>
+            </w:r>
+            <w:r>
+              <w:rPr>
+                <w:b/>
+                <w:bCs/>
+              </w:rPr>
+              <w:t xml:space="preserve">, </w:t>
+            </w:r>
+            <w:r>
+              <w:rPr>
+                <w:b/>
+                <w:bCs/>
+              </w:rPr>
+              <w:t>Алгоритм Форда-Беллмана</w:t>
+            </w:r>
+            <w:r>
+              <w:rPr>
+                <w:b/>
+                <w:bCs/>
+              </w:rPr>
+              <w:t xml:space="preserve">, </w:t>
+            </w:r>
+            <w:r>
+              <w:rPr>
+                <w:b/>
+                <w:bCs/>
+              </w:rPr>
+              <w:t xml:space="preserve">Алгоритм </w:t>
+            </w:r>
+            <w:proofErr w:type="spellStart"/>
+            <w:r>
+              <w:rPr>
+                <w:b/>
+                <w:bCs/>
+              </w:rPr>
+              <w:t>Дейкстры</w:t>
+            </w:r>
+            <w:proofErr w:type="spellEnd"/>
           </w:p>
           <w:p>
             <w:pPr>
@@ -1824,44 +1965,13 @@
           </w:p>
           <w:p>
             <w:pPr>
-              <w:jc w:val="center"/>
-              <w:rPr>
-                <w:sz w:val="20"/>
-                <w:szCs w:val="20"/>
-              </w:rPr>
-            </w:pPr>
-            <w:r>
-              <w:rPr>
-                <w:sz w:val="20"/>
-                <w:szCs w:val="20"/>
-              </w:rPr>
-              <w:t xml:space="preserve">преподаватель кружка «обучения мастерству программирования» </w:t>
-            </w:r>
-          </w:p>
-          <w:p>
-            <w:pPr>
-              <w:jc w:val="center"/>
-              <w:rPr>
-                <w:i/>
-                <w:iCs/>
-              </w:rPr>
-            </w:pPr>
-            <w:proofErr w:type="spellStart"/>
-            <w:r>
-              <w:rPr>
-                <w:sz w:val="20"/>
-                <w:szCs w:val="20"/>
-              </w:rPr>
-              <w:t>мат.мех.факультета</w:t>
-            </w:r>
-            <w:proofErr w:type="spellEnd"/>
-            <w:r>
-              <w:rPr>
-                <w:sz w:val="20"/>
-                <w:szCs w:val="20"/>
-              </w:rPr>
-              <w:t xml:space="preserve"> СПб ГУ</w:t>
-            </w:r>
+              <w:jc w:val="right"/>
+              <w:rPr>
+                <w:iCs/>
+                <w:sz w:val="20"/>
+                <w:szCs w:val="20"/>
+              </w:rPr>
+            </w:pPr>
           </w:p>
           <w:p>
             <w:pPr>
@@ -2106,6 +2216,101 @@
               <w:rPr>
                 <w:iCs/>
               </w:rPr>
+              <w:t xml:space="preserve">Решение задач </w:t>
+            </w:r>
+            <w:r>
+              <w:rPr>
+                <w:iCs/>
+                <w:lang w:val="en-US"/>
+              </w:rPr>
+              <w:t>c</w:t>
+            </w:r>
+            <w:r>
+              <w:rPr>
+                <w:iCs/>
+              </w:rPr>
+              <w:t xml:space="preserve"> </w:t>
+            </w:r>
+            <w:r>
+              <w:rPr>
+                <w:iCs/>
+              </w:rPr>
+              <w:t xml:space="preserve">районных туров олимпиад </w:t>
+            </w:r>
+          </w:p>
+          <w:p>
+            <w:pPr>
+              <w:jc w:val="center"/>
+              <w:rPr>
+                <w:i/>
+                <w:iCs/>
+              </w:rPr>
+            </w:pPr>
+            <w:r>
+              <w:rPr>
+                <w:i/>
+                <w:iCs/>
+              </w:rPr>
+              <w:t>Степулёнок Денис Олегович</w:t>
+            </w:r>
+          </w:p>
+          <w:p>
+            <w:pPr>
+              <w:jc w:val="right"/>
+              <w:rPr>
+                <w:iCs/>
+                <w:sz w:val="20"/>
+                <w:szCs w:val="20"/>
+              </w:rPr>
+            </w:pPr>
+          </w:p>
+          <w:p>
+            <w:pPr>
+              <w:jc w:val="right"/>
+              <w:rPr>
+                <w:b/>
+                <w:iCs/>
+              </w:rPr>
+            </w:pPr>
+            <w:r>
+              <w:rPr>
+                <w:iCs/>
+                <w:sz w:val="20"/>
+                <w:szCs w:val="20"/>
+              </w:rPr>
+              <w:t>а</w:t>
+            </w:r>
+            <w:r>
+              <w:rPr>
+                <w:iCs/>
+                <w:sz w:val="20"/>
+                <w:szCs w:val="20"/>
+              </w:rPr>
+              <w:t>уд. №3</w:t>
+            </w:r>
+          </w:p>
+        </w:tc>
+        <w:tc>
+          <w:tcPr>
+            <w:tcW w:w="6166" w:type="dxa"/>
+            <w:tcBorders>
+              <w:top w:val="single" w:sz="4" w:space="0" w:color="auto"/>
+              <w:left w:val="single" w:sz="4" w:space="0" w:color="auto"/>
+              <w:bottom w:val="single" w:sz="4" w:space="0" w:color="auto"/>
+              <w:right w:val="single" w:sz="4" w:space="0" w:color="auto"/>
+            </w:tcBorders>
+          </w:tcPr>
+          <w:p>
+            <w:pPr>
+              <w:jc w:val="center"/>
+              <w:rPr>
+                <w:iCs/>
+              </w:rPr>
+            </w:pPr>
+            <w:r>
+              <w:rPr>
+                <w:iCs/>
+              </w:rPr>
               <w:t>Решение задач на тему</w:t>
             </w:r>
           </w:p>
@@ -2122,98 +2327,6 @@
                 <w:b/>
                 <w:iCs/>
               </w:rPr>
-              <w:t>«Динамическое программирование»</w:t>
-            </w:r>
-          </w:p>
-          <w:p>
-            <w:pPr>
-              <w:jc w:val="center"/>
-              <w:rPr>
-                <w:i/>
-                <w:iCs/>
-              </w:rPr>
-            </w:pPr>
-            <w:r>
-              <w:rPr>
-                <w:i/>
-                <w:iCs/>
-              </w:rPr>
-              <w:t>Степулёнок Денис Олегович</w:t>
-            </w:r>
-          </w:p>
-          <w:p>
-            <w:pPr>
-              <w:jc w:val="right"/>
-              <w:rPr>
-                <w:iCs/>
-                <w:sz w:val="20"/>
-                <w:szCs w:val="20"/>
-              </w:rPr>
-            </w:pPr>
-          </w:p>
-          <w:p>
-            <w:pPr>
-              <w:jc w:val="right"/>
-              <w:rPr>
-                <w:b/>
-                <w:iCs/>
-              </w:rPr>
-            </w:pPr>
-            <w:r>
-              <w:rPr>
-                <w:iCs/>
-                <w:sz w:val="20"/>
-                <w:szCs w:val="20"/>
-              </w:rPr>
-              <w:t>а</w:t>
-            </w:r>
-            <w:r>
-              <w:rPr>
-                <w:iCs/>
-                <w:sz w:val="20"/>
-                <w:szCs w:val="20"/>
-              </w:rPr>
-              <w:t>уд. №3</w:t>
-            </w:r>
-          </w:p>
-        </w:tc>
-        <w:tc>
-          <w:tcPr>
-            <w:tcW w:w="6166" w:type="dxa"/>
-            <w:tcBorders>
-              <w:top w:val="single" w:sz="4" w:space="0" w:color="auto"/>
-              <w:left w:val="single" w:sz="4" w:space="0" w:color="auto"/>
-              <w:bottom w:val="single" w:sz="4" w:space="0" w:color="auto"/>
-              <w:right w:val="single" w:sz="4" w:space="0" w:color="auto"/>
-            </w:tcBorders>
-          </w:tcPr>
-          <w:p>
-            <w:pPr>
-              <w:jc w:val="center"/>
-              <w:rPr>
-                <w:iCs/>
-              </w:rPr>
-            </w:pPr>
-            <w:r>
-              <w:rPr>
-                <w:iCs/>
-              </w:rPr>
-              <w:t>Решение задач на тему</w:t>
-            </w:r>
-          </w:p>
-          <w:p>
-            <w:pPr>
-              <w:jc w:val="center"/>
-              <w:rPr>
-                <w:b/>
-                <w:iCs/>
-              </w:rPr>
-            </w:pPr>
-            <w:r>
-              <w:rPr>
-                <w:b/>
-                <w:iCs/>
-              </w:rPr>
               <w:t>«</w:t>
             </w:r>
             <w:r>
@@ -2221,7 +2334,7 @@
                 <w:b/>
                 <w:bCs/>
               </w:rPr>
-              <w:t>Модификация на отрезке в дереве отрезков. Декартово дерево</w:t>
+              <w:t>Графы</w:t>
             </w:r>
             <w:r>
               <w:rPr>
@@ -2471,7 +2584,14 @@
                 <w:b/>
                 <w:i/>
               </w:rPr>
-              <w:t xml:space="preserve">6   </w:t>
+              <w:t>28</w:t>
+            </w:r>
+            <w:r>
+              <w:rPr>
+                <w:b/>
+                <w:i/>
+              </w:rPr>
+              <w:t xml:space="preserve">   </w:t>
             </w:r>
             <w:r>
               <w:rPr>
@@ -3624,7 +3744,14 @@
                 <w:b/>
                 <w:i/>
               </w:rPr>
-              <w:t xml:space="preserve">7   </w:t>
+              <w:t>29</w:t>
+            </w:r>
+            <w:r>
+              <w:rPr>
+                <w:b/>
+                <w:i/>
+              </w:rPr>
+              <w:t xml:space="preserve">   </w:t>
             </w:r>
             <w:r>
               <w:rPr>
@@ -4665,7 +4792,14 @@
                 <w:b/>
                 <w:i/>
               </w:rPr>
-              <w:t xml:space="preserve">8   </w:t>
+              <w:t>30</w:t>
+            </w:r>
+            <w:r>
+              <w:rPr>
+                <w:b/>
+                <w:i/>
+              </w:rPr>
+              <w:t xml:space="preserve">   </w:t>
             </w:r>
             <w:r>
               <w:rPr>
@@ -5746,7 +5880,16 @@
                 <w:b/>
                 <w:i/>
               </w:rPr>
-              <w:t xml:space="preserve">9   </w:t>
+              <w:t>31</w:t>
+            </w:r>
+            <w:bookmarkStart w:id="0" w:name="_GoBack"/>
+            <w:bookmarkEnd w:id="0"/>
+            <w:r>
+              <w:rPr>
+                <w:b/>
+                <w:i/>
+              </w:rPr>
+              <w:t xml:space="preserve">   </w:t>
             </w:r>
             <w:r>
               <w:rPr>

--- a/schedule/2015_oct.docx
+++ b/schedule/2015_oct.docx
@@ -1870,14 +1870,15 @@
                 <w:b/>
                 <w:bCs/>
               </w:rPr>
-              <w:t xml:space="preserve">рафы: </w:t>
-            </w:r>
-            <w:r>
-              <w:rPr>
-                <w:b/>
-                <w:bCs/>
-              </w:rPr>
-              <w:t>Списки смежности, списки рёбер</w:t>
+              <w:t xml:space="preserve">рафы: Списки смежности, списки рёбер, </w:t>
+            </w:r>
+            <w:r>
+              <w:rPr>
+                <w:b/>
+                <w:bCs/>
+                <w:lang w:val="en-US"/>
+              </w:rPr>
+              <w:t>DFS</w:t>
             </w:r>
             <w:r>
               <w:rPr>
@@ -1892,21 +1893,6 @@
                 <w:bCs/>
                 <w:lang w:val="en-US"/>
               </w:rPr>
-              <w:t>DFS</w:t>
-            </w:r>
-            <w:r>
-              <w:rPr>
-                <w:b/>
-                <w:bCs/>
-              </w:rPr>
-              <w:t xml:space="preserve">, </w:t>
-            </w:r>
-            <w:r>
-              <w:rPr>
-                <w:b/>
-                <w:bCs/>
-                <w:lang w:val="en-US"/>
-              </w:rPr>
               <w:t>BFS</w:t>
             </w:r>
             <w:r>
@@ -1914,28 +1900,7 @@
                 <w:b/>
                 <w:bCs/>
               </w:rPr>
-              <w:t xml:space="preserve">, </w:t>
-            </w:r>
-            <w:r>
-              <w:rPr>
-                <w:b/>
-                <w:bCs/>
-              </w:rPr>
-              <w:t>Алгоритм Форда-Беллмана</w:t>
-            </w:r>
-            <w:r>
-              <w:rPr>
-                <w:b/>
-                <w:bCs/>
-              </w:rPr>
-              <w:t xml:space="preserve">, </w:t>
-            </w:r>
-            <w:r>
-              <w:rPr>
-                <w:b/>
-                <w:bCs/>
-              </w:rPr>
-              <w:t xml:space="preserve">Алгоритм </w:t>
+              <w:t xml:space="preserve">, Алгоритм Форда-Беллмана, Алгоритм </w:t>
             </w:r>
             <w:proofErr w:type="spellStart"/>
             <w:r>
@@ -2584,6 +2549,7 @@
                 <w:b/>
                 <w:i/>
               </w:rPr>
+              <w:lastRenderedPageBreak/>
               <w:t>28</w:t>
             </w:r>
             <w:r>
@@ -2775,6 +2741,181 @@
             <w:pPr>
               <w:jc w:val="center"/>
               <w:rPr>
+                <w:b/>
+                <w:iCs/>
+              </w:rPr>
+            </w:pPr>
+            <w:r>
+              <w:rPr>
+                <w:b/>
+                <w:bCs/>
+              </w:rPr>
+              <w:t xml:space="preserve">Классы. </w:t>
+            </w:r>
+            <w:r>
+              <w:rPr>
+                <w:b/>
+                <w:bCs/>
+                <w:lang w:val="en-US"/>
+              </w:rPr>
+              <w:t>STL</w:t>
+            </w:r>
+            <w:r>
+              <w:rPr>
+                <w:b/>
+                <w:bCs/>
+              </w:rPr>
+              <w:t xml:space="preserve">. Вектора, </w:t>
+            </w:r>
+            <w:proofErr w:type="spellStart"/>
+            <w:r>
+              <w:rPr>
+                <w:b/>
+                <w:bCs/>
+              </w:rPr>
+              <w:t>set</w:t>
+            </w:r>
+            <w:proofErr w:type="spellEnd"/>
+            <w:r>
+              <w:rPr>
+                <w:b/>
+                <w:bCs/>
+              </w:rPr>
+              <w:t xml:space="preserve">, </w:t>
+            </w:r>
+            <w:proofErr w:type="spellStart"/>
+            <w:r>
+              <w:rPr>
+                <w:b/>
+                <w:bCs/>
+              </w:rPr>
+              <w:t>map</w:t>
+            </w:r>
+            <w:proofErr w:type="spellEnd"/>
+          </w:p>
+          <w:p>
+            <w:pPr>
+              <w:jc w:val="center"/>
+              <w:rPr>
+                <w:i/>
+                <w:iCs/>
+              </w:rPr>
+            </w:pPr>
+            <w:proofErr w:type="spellStart"/>
+            <w:r>
+              <w:rPr>
+                <w:i/>
+                <w:iCs/>
+              </w:rPr>
+              <w:t>Степулёнок</w:t>
+            </w:r>
+            <w:proofErr w:type="spellEnd"/>
+            <w:r>
+              <w:rPr>
+                <w:i/>
+                <w:iCs/>
+              </w:rPr>
+              <w:t xml:space="preserve"> Денис Олегович</w:t>
+            </w:r>
+          </w:p>
+          <w:p>
+            <w:pPr>
+              <w:jc w:val="right"/>
+              <w:rPr>
+                <w:iCs/>
+                <w:sz w:val="20"/>
+                <w:szCs w:val="20"/>
+              </w:rPr>
+            </w:pPr>
+          </w:p>
+          <w:p>
+            <w:pPr>
+              <w:jc w:val="right"/>
+              <w:rPr>
+                <w:b/>
+                <w:iCs/>
+              </w:rPr>
+            </w:pPr>
+            <w:r>
+              <w:rPr>
+                <w:iCs/>
+                <w:sz w:val="20"/>
+                <w:szCs w:val="20"/>
+              </w:rPr>
+              <w:t>а</w:t>
+            </w:r>
+            <w:r>
+              <w:rPr>
+                <w:iCs/>
+                <w:sz w:val="20"/>
+                <w:szCs w:val="20"/>
+              </w:rPr>
+              <w:t>уд. №3</w:t>
+            </w:r>
+          </w:p>
+        </w:tc>
+        <w:tc>
+          <w:tcPr>
+            <w:tcW w:w="6166" w:type="dxa"/>
+            <w:tcBorders>
+              <w:top w:val="single" w:sz="4" w:space="0" w:color="auto"/>
+              <w:left w:val="single" w:sz="4" w:space="0" w:color="auto"/>
+              <w:right w:val="single" w:sz="4" w:space="0" w:color="auto"/>
+            </w:tcBorders>
+            <w:shd w:val="clear" w:color="auto" w:fill="auto"/>
+          </w:tcPr>
+          <w:p>
+            <w:pPr>
+              <w:jc w:val="center"/>
+              <w:rPr>
+                <w:b/>
+                <w:bCs/>
+              </w:rPr>
+            </w:pPr>
+            <w:r>
+              <w:rPr>
+                <w:b/>
+                <w:bCs/>
+              </w:rPr>
+              <w:t>Структуры данных</w:t>
+            </w:r>
+            <w:r>
+              <w:rPr>
+                <w:b/>
+                <w:bCs/>
+              </w:rPr>
+              <w:t xml:space="preserve">: </w:t>
+            </w:r>
+            <w:proofErr w:type="spellStart"/>
+            <w:r>
+              <w:rPr>
+                <w:b/>
+                <w:bCs/>
+              </w:rPr>
+              <w:t>рандомизированная</w:t>
+            </w:r>
+            <w:proofErr w:type="spellEnd"/>
+            <w:r>
+              <w:rPr>
+                <w:b/>
+                <w:bCs/>
+              </w:rPr>
+              <w:t xml:space="preserve"> куча, дерево двоичного поиска, декартово дерево по явному и н</w:t>
+            </w:r>
+            <w:bookmarkStart w:id="0" w:name="_GoBack"/>
+            <w:bookmarkEnd w:id="0"/>
+            <w:r>
+              <w:rPr>
+                <w:b/>
+                <w:bCs/>
+              </w:rPr>
+              <w:t>еявному ключу</w:t>
+            </w:r>
+          </w:p>
+          <w:p>
+            <w:pPr>
+              <w:jc w:val="center"/>
+              <w:rPr>
                 <w:i/>
                 <w:iCs/>
               </w:rPr>
@@ -2791,135 +2932,45 @@
             <w:pPr>
               <w:jc w:val="right"/>
               <w:rPr>
-                <w:b/>
-                <w:iCs/>
-              </w:rPr>
-            </w:pPr>
-            <w:r>
-              <w:rPr>
-                <w:iCs/>
-                <w:sz w:val="20"/>
-                <w:szCs w:val="20"/>
-              </w:rPr>
-              <w:t>а</w:t>
-            </w:r>
-            <w:r>
-              <w:rPr>
-                <w:iCs/>
-                <w:sz w:val="20"/>
-                <w:szCs w:val="20"/>
-              </w:rPr>
-              <w:t>уд. №3</w:t>
-            </w:r>
-          </w:p>
-        </w:tc>
-        <w:tc>
-          <w:tcPr>
-            <w:tcW w:w="6166" w:type="dxa"/>
-            <w:tcBorders>
-              <w:top w:val="single" w:sz="4" w:space="0" w:color="auto"/>
-              <w:left w:val="single" w:sz="4" w:space="0" w:color="auto"/>
-              <w:right w:val="single" w:sz="4" w:space="0" w:color="auto"/>
-            </w:tcBorders>
-            <w:shd w:val="clear" w:color="auto" w:fill="auto"/>
-          </w:tcPr>
-          <w:p>
-            <w:pPr>
-              <w:jc w:val="center"/>
-              <w:rPr>
-                <w:b/>
-                <w:bCs/>
-              </w:rPr>
-            </w:pPr>
-            <w:r>
-              <w:rPr>
-                <w:b/>
-                <w:bCs/>
-              </w:rPr>
-              <w:t>Структуры данных</w:t>
-            </w:r>
-            <w:r>
-              <w:rPr>
-                <w:b/>
-                <w:bCs/>
-              </w:rPr>
-              <w:t xml:space="preserve">: </w:t>
-            </w:r>
+                <w:sz w:val="20"/>
+                <w:szCs w:val="20"/>
+              </w:rPr>
+            </w:pPr>
+          </w:p>
+          <w:p>
+            <w:pPr>
+              <w:jc w:val="right"/>
+              <w:rPr>
+                <w:iCs/>
+                <w:sz w:val="20"/>
+                <w:szCs w:val="20"/>
+              </w:rPr>
+            </w:pPr>
             <w:proofErr w:type="spellStart"/>
             <w:r>
               <w:rPr>
-                <w:b/>
-                <w:bCs/>
-              </w:rPr>
-              <w:t>рандомизированная</w:t>
+                <w:iCs/>
+                <w:sz w:val="20"/>
+                <w:szCs w:val="20"/>
+              </w:rPr>
+              <w:t>К</w:t>
+            </w:r>
+            <w:r>
+              <w:rPr>
+                <w:iCs/>
+                <w:sz w:val="20"/>
+                <w:szCs w:val="20"/>
+              </w:rPr>
+              <w:t>аб</w:t>
             </w:r>
             <w:proofErr w:type="spellEnd"/>
             <w:r>
               <w:rPr>
-                <w:b/>
-                <w:bCs/>
-              </w:rPr>
-              <w:t xml:space="preserve"> куча, дерево двоичного поиска, декартово дерево по явному и неявному ключу</w:t>
-            </w:r>
-          </w:p>
-          <w:p>
-            <w:pPr>
-              <w:jc w:val="center"/>
-              <w:rPr>
-                <w:i/>
-                <w:iCs/>
-              </w:rPr>
-            </w:pPr>
-            <w:r>
-              <w:rPr>
-                <w:i/>
-                <w:iCs/>
-              </w:rPr>
-              <w:t>Гинзбург Наталья Александровна</w:t>
-            </w:r>
-          </w:p>
-          <w:p>
-            <w:pPr>
-              <w:jc w:val="center"/>
-              <w:rPr>
-                <w:i/>
-                <w:iCs/>
-                <w:sz w:val="20"/>
-                <w:szCs w:val="20"/>
-              </w:rPr>
-            </w:pPr>
-            <w:r>
-              <w:rPr>
-                <w:sz w:val="20"/>
-                <w:szCs w:val="20"/>
-              </w:rPr>
-              <w:t>аспирант мат.механического факультета СПб ГУ, педагог дополнительного образования ФМЛ №30</w:t>
-            </w:r>
-          </w:p>
-          <w:p>
-            <w:pPr>
-              <w:jc w:val="right"/>
-              <w:rPr>
-                <w:iCs/>
-                <w:sz w:val="20"/>
-                <w:szCs w:val="20"/>
-              </w:rPr>
-            </w:pPr>
-            <w:r>
-              <w:rPr>
-                <w:iCs/>
-                <w:sz w:val="20"/>
-                <w:szCs w:val="20"/>
-              </w:rPr>
-              <w:t>К</w:t>
-            </w:r>
-            <w:r>
-              <w:rPr>
-                <w:iCs/>
-                <w:sz w:val="20"/>
-                <w:szCs w:val="20"/>
-              </w:rPr>
-              <w:t>аб. Информатики</w:t>
+                <w:iCs/>
+                <w:sz w:val="20"/>
+                <w:szCs w:val="20"/>
+              </w:rPr>
+              <w:t>. Информатики</w:t>
             </w:r>
           </w:p>
         </w:tc>
@@ -3227,7 +3278,7 @@
                 <w:i/>
                 <w:iCs/>
               </w:rPr>
-              <w:t>Гинзбург Наталья Александровна</w:t>
+              <w:t>Кольцов Максим Алексеевич</w:t>
             </w:r>
           </w:p>
           <w:p>
@@ -3506,220 +3557,6 @@
         </w:tc>
       </w:tr>
       <w:tr>
-        <w:trPr>
-          <w:cantSplit/>
-          <w:trHeight w:val="570"/>
-        </w:trPr>
-        <w:tc>
-          <w:tcPr>
-            <w:tcW w:w="804" w:type="dxa"/>
-            <w:vMerge/>
-            <w:tcBorders>
-              <w:left w:val="single" w:sz="4" w:space="0" w:color="auto"/>
-              <w:right w:val="single" w:sz="4" w:space="0" w:color="auto"/>
-            </w:tcBorders>
-            <w:vAlign w:val="center"/>
-          </w:tcPr>
-          <w:p>
-            <w:pPr>
-              <w:rPr>
-                <w:b/>
-              </w:rPr>
-            </w:pPr>
-          </w:p>
-        </w:tc>
-        <w:tc>
-          <w:tcPr>
-            <w:tcW w:w="1647" w:type="dxa"/>
-            <w:tcBorders>
-              <w:top w:val="single" w:sz="4" w:space="0" w:color="auto"/>
-              <w:left w:val="single" w:sz="4" w:space="0" w:color="auto"/>
-              <w:bottom w:val="single" w:sz="4" w:space="0" w:color="auto"/>
-              <w:right w:val="single" w:sz="4" w:space="0" w:color="auto"/>
-            </w:tcBorders>
-          </w:tcPr>
-          <w:p>
-            <w:pPr>
-              <w:jc w:val="center"/>
-              <w:rPr>
-                <w:b/>
-                <w:sz w:val="22"/>
-                <w:szCs w:val="22"/>
-              </w:rPr>
-            </w:pPr>
-          </w:p>
-          <w:p>
-            <w:pPr>
-              <w:jc w:val="center"/>
-              <w:rPr>
-                <w:b/>
-                <w:sz w:val="22"/>
-                <w:szCs w:val="22"/>
-              </w:rPr>
-            </w:pPr>
-            <w:r>
-              <w:rPr>
-                <w:b/>
-                <w:sz w:val="22"/>
-                <w:szCs w:val="22"/>
-              </w:rPr>
-              <w:t>16.45 - 17.30</w:t>
-            </w:r>
-          </w:p>
-          <w:p>
-            <w:pPr>
-              <w:jc w:val="center"/>
-              <w:rPr>
-                <w:b/>
-                <w:sz w:val="22"/>
-                <w:szCs w:val="22"/>
-                <w:lang w:val="en-US"/>
-              </w:rPr>
-            </w:pPr>
-            <w:r>
-              <w:rPr>
-                <w:b/>
-                <w:sz w:val="22"/>
-                <w:szCs w:val="22"/>
-              </w:rPr>
-              <w:t xml:space="preserve">17.30 – </w:t>
-            </w:r>
-            <w:r>
-              <w:rPr>
-                <w:b/>
-                <w:sz w:val="22"/>
-                <w:szCs w:val="22"/>
-                <w:lang w:val="en-US"/>
-              </w:rPr>
-              <w:t>18</w:t>
-            </w:r>
-            <w:r>
-              <w:rPr>
-                <w:b/>
-                <w:sz w:val="22"/>
-                <w:szCs w:val="22"/>
-              </w:rPr>
-              <w:t>.</w:t>
-            </w:r>
-            <w:r>
-              <w:rPr>
-                <w:b/>
-                <w:sz w:val="22"/>
-                <w:szCs w:val="22"/>
-                <w:lang w:val="en-US"/>
-              </w:rPr>
-              <w:t>15</w:t>
-            </w:r>
-          </w:p>
-        </w:tc>
-        <w:tc>
-          <w:tcPr>
-            <w:tcW w:w="12331" w:type="dxa"/>
-            <w:gridSpan w:val="2"/>
-            <w:tcBorders>
-              <w:top w:val="single" w:sz="4" w:space="0" w:color="auto"/>
-              <w:left w:val="single" w:sz="4" w:space="0" w:color="auto"/>
-              <w:bottom w:val="single" w:sz="4" w:space="0" w:color="auto"/>
-              <w:right w:val="single" w:sz="4" w:space="0" w:color="auto"/>
-            </w:tcBorders>
-          </w:tcPr>
-          <w:p>
-            <w:pPr>
-              <w:tabs>
-                <w:tab w:val="left" w:pos="360"/>
-              </w:tabs>
-              <w:jc w:val="center"/>
-              <w:rPr>
-                <w:b/>
-              </w:rPr>
-            </w:pPr>
-            <w:r>
-              <w:rPr>
-                <w:b/>
-              </w:rPr>
-              <w:t>Математические методы в гидрогеологии</w:t>
-            </w:r>
-          </w:p>
-          <w:p>
-            <w:pPr>
-              <w:tabs>
-                <w:tab w:val="left" w:pos="360"/>
-              </w:tabs>
-              <w:jc w:val="center"/>
-              <w:rPr>
-                <w:i/>
-              </w:rPr>
-            </w:pPr>
-            <w:proofErr w:type="spellStart"/>
-            <w:r>
-              <w:rPr>
-                <w:i/>
-              </w:rPr>
-              <w:t>Коносавский</w:t>
-            </w:r>
-            <w:proofErr w:type="spellEnd"/>
-            <w:r>
-              <w:rPr>
-                <w:i/>
-              </w:rPr>
-              <w:t xml:space="preserve"> </w:t>
-            </w:r>
-            <w:r>
-              <w:rPr>
-                <w:i/>
-              </w:rPr>
-              <w:t>Павел Константинович</w:t>
-            </w:r>
-          </w:p>
-          <w:p>
-            <w:pPr>
-              <w:tabs>
-                <w:tab w:val="left" w:pos="360"/>
-              </w:tabs>
-              <w:jc w:val="center"/>
-            </w:pPr>
-            <w:r>
-              <w:t xml:space="preserve">Кандидат геолого-минералогических наук, заведующий кафедрой </w:t>
-            </w:r>
-          </w:p>
-          <w:p>
-            <w:pPr>
-              <w:jc w:val="center"/>
-            </w:pPr>
-            <w:r>
-              <w:t>гидрогеологии геологического факультета СПб ГУ</w:t>
-            </w:r>
-          </w:p>
-          <w:p>
-            <w:pPr>
-              <w:jc w:val="center"/>
-            </w:pPr>
-          </w:p>
-          <w:p>
-            <w:pPr>
-              <w:jc w:val="right"/>
-              <w:rPr>
-                <w:b/>
-                <w:bCs/>
-                <w:i/>
-                <w:iCs/>
-                <w:sz w:val="28"/>
-                <w:szCs w:val="28"/>
-              </w:rPr>
-            </w:pPr>
-            <w:r>
-              <w:rPr>
-                <w:i/>
-                <w:iCs/>
-                <w:sz w:val="20"/>
-                <w:szCs w:val="20"/>
-              </w:rPr>
-              <w:t>Конференц-зал</w:t>
-            </w:r>
-          </w:p>
-        </w:tc>
-      </w:tr>
-      <w:tr>
         <w:tc>
           <w:tcPr>
             <w:tcW w:w="14782" w:type="dxa"/>
@@ -3879,62 +3716,23 @@
                 <w:b/>
                 <w:bCs/>
               </w:rPr>
-              <w:t>Введение в C/C++</w:t>
-            </w:r>
-            <w:r>
-              <w:rPr>
-                <w:b/>
-                <w:bCs/>
-              </w:rPr>
-              <w:t xml:space="preserve">: </w:t>
-            </w:r>
-            <w:r>
-              <w:rPr>
-                <w:b/>
-                <w:bCs/>
-              </w:rPr>
-              <w:t xml:space="preserve">Классы. </w:t>
-            </w:r>
-            <w:r>
-              <w:rPr>
-                <w:b/>
-                <w:bCs/>
-                <w:lang w:val="en-US"/>
-              </w:rPr>
-              <w:t>STL</w:t>
-            </w:r>
-            <w:r>
-              <w:rPr>
-                <w:b/>
-                <w:bCs/>
-              </w:rPr>
-              <w:t xml:space="preserve">. Вектора, </w:t>
-            </w:r>
-            <w:proofErr w:type="spellStart"/>
-            <w:r>
-              <w:rPr>
-                <w:b/>
-                <w:bCs/>
-              </w:rPr>
-              <w:t>set</w:t>
-            </w:r>
-            <w:proofErr w:type="spellEnd"/>
-            <w:r>
-              <w:rPr>
-                <w:b/>
-                <w:bCs/>
-              </w:rPr>
-              <w:t xml:space="preserve">, </w:t>
-            </w:r>
-            <w:proofErr w:type="spellStart"/>
-            <w:r>
-              <w:rPr>
-                <w:b/>
-                <w:bCs/>
-              </w:rPr>
-              <w:t>map</w:t>
-            </w:r>
-            <w:proofErr w:type="spellEnd"/>
+              <w:t>Введение в C/</w:t>
+            </w:r>
+            <w:proofErr w:type="gramStart"/>
+            <w:r>
+              <w:rPr>
+                <w:b/>
+                <w:bCs/>
+              </w:rPr>
+              <w:t>C++</w:t>
+            </w:r>
+            <w:r>
+              <w:rPr>
+                <w:b/>
+                <w:bCs/>
+              </w:rPr>
+              <w:t>:</w:t>
+            </w:r>
             <w:r>
               <w:rPr>
                 <w:b/>
@@ -3942,6 +3740,7 @@
               </w:rPr>
               <w:t>.</w:t>
             </w:r>
+            <w:proofErr w:type="gramEnd"/>
           </w:p>
           <w:p>
             <w:pPr>
@@ -5073,7 +4872,7 @@
                 <w:i/>
                 <w:iCs/>
               </w:rPr>
-              <w:t>Гинзбург Наталья Александровна</w:t>
+              <w:t>Кольцов Максим Алексеевич</w:t>
             </w:r>
           </w:p>
           <w:p>
@@ -5380,7 +5179,7 @@
                 <w:i/>
                 <w:iCs/>
               </w:rPr>
-              <w:t>Гинзбург Наталья Александровна</w:t>
+              <w:t>Кольцов Максим Алексеевич</w:t>
             </w:r>
           </w:p>
           <w:p>
@@ -5794,7 +5593,7 @@
                 <w:i/>
                 <w:iCs/>
               </w:rPr>
-              <w:t>Гинзбург Наталья Александровна</w:t>
+              <w:t>Кольцов Максим Алексеевич</w:t>
             </w:r>
           </w:p>
           <w:p>
@@ -5882,8 +5681,6 @@
               </w:rPr>
               <w:t>31</w:t>
             </w:r>
-            <w:bookmarkStart w:id="0" w:name="_GoBack"/>
-            <w:bookmarkEnd w:id="0"/>
             <w:r>
               <w:rPr>
                 <w:b/>
@@ -6424,83 +6221,6 @@
     </w:tbl>
     <w:p/>
     <w:p/>
-    <w:p>
-      <w:pPr>
-        <w:rPr>
-          <w:b/>
-          <w:lang w:val="en-US"/>
-        </w:rPr>
-      </w:pPr>
-      <w:r>
-        <w:rPr>
-          <w:b/>
-        </w:rPr>
-        <w:t>Видеоконференция</w:t>
-      </w:r>
-      <w:r>
-        <w:rPr>
-          <w:b/>
-          <w:lang w:val="en-US"/>
-        </w:rPr>
-        <w:t>:</w:t>
-      </w:r>
-    </w:p>
-    <w:p>
-      <w:pPr>
-        <w:autoSpaceDE w:val="0"/>
-        <w:spacing w:line="200" w:lineRule="atLeast"/>
-        <w:rPr>
-          <w:rFonts w:eastAsia="TrebuchetMS"/>
-          <w:sz w:val="28"/>
-          <w:szCs w:val="28"/>
-        </w:rPr>
-      </w:pPr>
-      <w:r>
-        <w:rPr>
-          <w:rFonts w:eastAsia="TrebuchetMS"/>
-          <w:sz w:val="28"/>
-          <w:szCs w:val="28"/>
-        </w:rPr>
-        <w:t xml:space="preserve">В лекции описываются задачи, которые возможно решать с помощью компьютерного инструмента - геномного браузера, как средства для визуализации последовательностей нуклеотидов в геномах и расположения в них геномных элементов. Приводится краткий обзор имеющихся подходов и проводится аналогия с браузерами в Интернете, открывшими новую эру в его развитии. </w:t>
-      </w:r>
-    </w:p>
-    <w:p>
-      <w:pPr>
-        <w:autoSpaceDE w:val="0"/>
-        <w:spacing w:line="200" w:lineRule="atLeast"/>
-        <w:rPr>
-          <w:rFonts w:eastAsia="TrebuchetMS"/>
-          <w:sz w:val="28"/>
-          <w:szCs w:val="28"/>
-        </w:rPr>
-      </w:pPr>
-      <w:r>
-        <w:rPr>
-          <w:rFonts w:eastAsia="TrebuchetMS"/>
-          <w:sz w:val="28"/>
-          <w:szCs w:val="28"/>
-        </w:rPr>
-        <w:t xml:space="preserve">На примере распространенного геномного браузера - </w:t>
-      </w:r>
-      <w:proofErr w:type="spellStart"/>
-      <w:r>
-        <w:rPr>
-          <w:rFonts w:eastAsia="TrebuchetMS"/>
-          <w:sz w:val="28"/>
-          <w:szCs w:val="28"/>
-        </w:rPr>
-        <w:t>GBrowse</w:t>
-      </w:r>
-      <w:proofErr w:type="spellEnd"/>
-      <w:r>
-        <w:rPr>
-          <w:rFonts w:eastAsia="TrebuchetMS"/>
-          <w:sz w:val="28"/>
-          <w:szCs w:val="28"/>
-        </w:rPr>
-        <w:t xml:space="preserve"> - описывается как подготовить и увидеть элементы в геноме, как самостоятельно провести компьютерные эксперименты. </w:t>
-      </w:r>
-    </w:p>
     <w:p/>
     <w:p/>
     <w:sectPr>

--- a/schedule/2015_oct.docx
+++ b/schedule/2015_oct.docx
@@ -2900,16 +2900,7 @@
                 <w:b/>
                 <w:bCs/>
               </w:rPr>
-              <w:t xml:space="preserve"> куча, дерево двоичного поиска, декартово дерево по явному и н</w:t>
-            </w:r>
-            <w:bookmarkStart w:id="0" w:name="_GoBack"/>
-            <w:bookmarkEnd w:id="0"/>
-            <w:r>
-              <w:rPr>
-                <w:b/>
-                <w:bCs/>
-              </w:rPr>
-              <w:t>еявному ключу</w:t>
+              <w:t xml:space="preserve"> куча, дерево двоичного поиска, декартово дерево по явному и неявному ключу</w:t>
             </w:r>
           </w:p>
           <w:p>
@@ -3750,12 +3741,21 @@
                 <w:iCs/>
               </w:rPr>
             </w:pPr>
-            <w:r>
-              <w:rPr>
-                <w:i/>
-                <w:iCs/>
-              </w:rPr>
-              <w:t>Кольцов Максим Алексеевич</w:t>
+            <w:proofErr w:type="spellStart"/>
+            <w:r>
+              <w:rPr>
+                <w:i/>
+                <w:iCs/>
+              </w:rPr>
+              <w:t>Степулёнок</w:t>
+            </w:r>
+            <w:proofErr w:type="spellEnd"/>
+            <w:r>
+              <w:rPr>
+                <w:i/>
+                <w:iCs/>
+              </w:rPr>
+              <w:t xml:space="preserve"> Денис Олегович</w:t>
             </w:r>
           </w:p>
           <w:p>
@@ -3766,8 +3766,10 @@
                 <w:bCs/>
                 <w:sz w:val="22"/>
                 <w:szCs w:val="22"/>
-              </w:rPr>
-            </w:pPr>
+                <w:lang w:val="en-US"/>
+              </w:rPr>
+            </w:pPr>
+            <w:proofErr w:type="spellStart"/>
             <w:r>
               <w:rPr>
                 <w:iCs/>
@@ -3782,7 +3784,17 @@
                 <w:sz w:val="20"/>
                 <w:szCs w:val="20"/>
               </w:rPr>
-              <w:t>уд. №3</w:t>
+              <w:t>уд</w:t>
+            </w:r>
+            <w:proofErr w:type="spellEnd"/>
+            <w:r>
+              <w:rPr>
+                <w:iCs/>
+                <w:sz w:val="20"/>
+                <w:szCs w:val="20"/>
+                <w:lang w:val="en-US"/>
+              </w:rPr>
+              <w:t>. №3</w:t>
             </w:r>
           </w:p>
         </w:tc>
@@ -3845,12 +3857,21 @@
                 <w:szCs w:val="20"/>
               </w:rPr>
             </w:pPr>
-            <w:r>
-              <w:rPr>
-                <w:i/>
-                <w:iCs/>
-              </w:rPr>
-              <w:t>Цыпленков Алексей Евгеньевич</w:t>
+            <w:proofErr w:type="spellStart"/>
+            <w:r>
+              <w:rPr>
+                <w:i/>
+                <w:iCs/>
+              </w:rPr>
+              <w:t>Бурсиан</w:t>
+            </w:r>
+            <w:proofErr w:type="spellEnd"/>
+            <w:r>
+              <w:rPr>
+                <w:i/>
+                <w:iCs/>
+              </w:rPr>
+              <w:t xml:space="preserve"> Ольга Викторовна</w:t>
             </w:r>
           </w:p>
           <w:p>
@@ -4150,17 +4171,30 @@
             <w:pPr>
               <w:jc w:val="center"/>
               <w:rPr>
-                <w:i/>
-                <w:iCs/>
-              </w:rPr>
-            </w:pPr>
-            <w:r>
-              <w:rPr>
-                <w:i/>
-                <w:iCs/>
-              </w:rPr>
-              <w:t>Цыпленков Алексей Евгеньевич</w:t>
-            </w:r>
+                <w:bCs/>
+                <w:i/>
+                <w:sz w:val="20"/>
+                <w:szCs w:val="20"/>
+              </w:rPr>
+            </w:pPr>
+            <w:proofErr w:type="spellStart"/>
+            <w:r>
+              <w:rPr>
+                <w:i/>
+                <w:iCs/>
+              </w:rPr>
+              <w:t>Бурсиан</w:t>
+            </w:r>
+            <w:proofErr w:type="spellEnd"/>
+            <w:r>
+              <w:rPr>
+                <w:i/>
+                <w:iCs/>
+              </w:rPr>
+              <w:t xml:space="preserve"> Ольга Викторовна</w:t>
+            </w:r>
+            <w:bookmarkStart w:id="0" w:name="_GoBack"/>
+            <w:bookmarkEnd w:id="0"/>
           </w:p>
           <w:p>
             <w:pPr>

--- a/schedule/2015_oct.docx
+++ b/schedule/2015_oct.docx
@@ -2877,7 +2877,7 @@
                 <w:b/>
                 <w:bCs/>
               </w:rPr>
-              <w:t>Структуры данных</w:t>
+              <w:t>Потоки в графах</w:t>
             </w:r>
             <w:r>
               <w:rPr>
@@ -2886,13 +2886,41 @@
               </w:rPr>
               <w:t xml:space="preserve">: </w:t>
             </w:r>
+            <w:r>
+              <w:rPr>
+                <w:b/>
+                <w:bCs/>
+              </w:rPr>
+              <w:t>о</w:t>
+            </w:r>
+            <w:r>
+              <w:rPr>
+                <w:b/>
+                <w:bCs/>
+              </w:rPr>
+              <w:t>пределение сети, постановка различных задач о потоках</w:t>
+            </w:r>
+            <w:r>
+              <w:rPr>
+                <w:b/>
+                <w:bCs/>
+              </w:rPr>
+              <w:t xml:space="preserve">, </w:t>
+            </w:r>
+            <w:r>
+              <w:rPr>
+                <w:b/>
+                <w:bCs/>
+              </w:rPr>
+              <w:t>Алгоритм Форда-</w:t>
+            </w:r>
             <w:proofErr w:type="spellStart"/>
             <w:r>
               <w:rPr>
                 <w:b/>
                 <w:bCs/>
               </w:rPr>
-              <w:t>рандомизированная</w:t>
+              <w:t>Фалкерсона</w:t>
             </w:r>
             <w:proofErr w:type="spellEnd"/>
             <w:r>
@@ -2900,7 +2928,152 @@
                 <w:b/>
                 <w:bCs/>
               </w:rPr>
-              <w:t xml:space="preserve"> куча, дерево двоичного поиска, декартово дерево по явному и неявному ключу</w:t>
+              <w:t xml:space="preserve"> и </w:t>
+            </w:r>
+            <w:proofErr w:type="spellStart"/>
+            <w:r>
+              <w:rPr>
+                <w:b/>
+                <w:bCs/>
+              </w:rPr>
+              <w:t>Эдмондса</w:t>
+            </w:r>
+            <w:proofErr w:type="spellEnd"/>
+            <w:r>
+              <w:rPr>
+                <w:b/>
+                <w:bCs/>
+              </w:rPr>
+              <w:t>-Карпа</w:t>
+            </w:r>
+          </w:p>
+          <w:p>
+            <w:pPr>
+              <w:jc w:val="center"/>
+              <w:rPr>
+                <w:b/>
+                <w:bCs/>
+              </w:rPr>
+            </w:pPr>
+            <w:r>
+              <w:rPr>
+                <w:b/>
+                <w:bCs/>
+                <w:lang w:val="en-US"/>
+              </w:rPr>
+              <w:t>min</w:t>
+            </w:r>
+            <w:r>
+              <w:rPr>
+                <w:b/>
+                <w:bCs/>
+              </w:rPr>
+              <w:t>-</w:t>
+            </w:r>
+            <w:r>
+              <w:rPr>
+                <w:b/>
+                <w:bCs/>
+                <w:lang w:val="en-US"/>
+              </w:rPr>
+              <w:t>cost</w:t>
+            </w:r>
+            <w:r>
+              <w:rPr>
+                <w:b/>
+                <w:bCs/>
+              </w:rPr>
+              <w:t>-</w:t>
+            </w:r>
+            <w:r>
+              <w:rPr>
+                <w:b/>
+                <w:bCs/>
+                <w:lang w:val="en-US"/>
+              </w:rPr>
+              <w:t>max</w:t>
+            </w:r>
+            <w:r>
+              <w:rPr>
+                <w:b/>
+                <w:bCs/>
+              </w:rPr>
+              <w:t>-</w:t>
+            </w:r>
+            <w:r>
+              <w:rPr>
+                <w:b/>
+                <w:bCs/>
+                <w:lang w:val="en-US"/>
+              </w:rPr>
+              <w:t>flow</w:t>
+            </w:r>
+            <w:r>
+              <w:rPr>
+                <w:b/>
+                <w:bCs/>
+              </w:rPr>
+              <w:t>,</w:t>
+            </w:r>
+            <w:r>
+              <w:rPr>
+                <w:b/>
+                <w:bCs/>
+              </w:rPr>
+              <w:t xml:space="preserve"> </w:t>
+            </w:r>
+          </w:p>
+          <w:p>
+            <w:pPr>
+              <w:jc w:val="center"/>
+              <w:rPr>
+                <w:b/>
+                <w:bCs/>
+              </w:rPr>
+            </w:pPr>
+            <w:r>
+              <w:rPr>
+                <w:b/>
+                <w:bCs/>
+              </w:rPr>
+              <w:t>Алгоритм Куна</w:t>
+            </w:r>
+            <w:r>
+              <w:rPr>
+                <w:b/>
+                <w:bCs/>
+              </w:rPr>
+              <w:t xml:space="preserve">, </w:t>
+            </w:r>
+            <w:r>
+              <w:rPr>
+                <w:b/>
+                <w:bCs/>
+              </w:rPr>
+              <w:t>Венгерский алгоритм</w:t>
+            </w:r>
+            <w:r>
+              <w:rPr>
+                <w:b/>
+                <w:bCs/>
+              </w:rPr>
+              <w:t xml:space="preserve">, </w:t>
+            </w:r>
+          </w:p>
+          <w:p>
+            <w:pPr>
+              <w:jc w:val="center"/>
+              <w:rPr>
+                <w:b/>
+                <w:bCs/>
+              </w:rPr>
+            </w:pPr>
+            <w:r>
+              <w:rPr>
+                <w:b/>
+                <w:bCs/>
+              </w:rPr>
+              <w:t>Аукционный алгоритм для задачи о назначениях</w:t>
             </w:r>
           </w:p>
           <w:p>
@@ -2918,15 +3091,6 @@
               </w:rPr>
               <w:t>Кольцов Максим Алексеевич</w:t>
             </w:r>
-          </w:p>
-          <w:p>
-            <w:pPr>
-              <w:jc w:val="right"/>
-              <w:rPr>
-                <w:sz w:val="20"/>
-                <w:szCs w:val="20"/>
-              </w:rPr>
-            </w:pPr>
           </w:p>
           <w:p>
             <w:pPr>
@@ -3092,12 +3256,6 @@
             </w:r>
             <w:r>
               <w:rPr>
-                <w:bCs/>
-              </w:rPr>
-              <w:t>,</w:t>
-            </w:r>
-            <w:r>
-              <w:rPr>
                 <w:b/>
                 <w:bCs/>
               </w:rPr>
@@ -3137,7 +3295,21 @@
                 <w:b/>
                 <w:bCs/>
               </w:rPr>
-              <w:t>«Алгоритмы на графах»</w:t>
+              <w:t>«</w:t>
+            </w:r>
+            <w:r>
+              <w:rPr>
+                <w:b/>
+                <w:bCs/>
+              </w:rPr>
+              <w:t>Геометрия</w:t>
+            </w:r>
+            <w:r>
+              <w:rPr>
+                <w:b/>
+                <w:bCs/>
+              </w:rPr>
+              <w:t>»</w:t>
             </w:r>
           </w:p>
           <w:p>
@@ -3206,16 +3378,6 @@
             <w:pPr>
               <w:jc w:val="center"/>
               <w:rPr>
-                <w:b/>
-                <w:iCs/>
-              </w:rPr>
-            </w:pPr>
-          </w:p>
-          <w:p>
-            <w:pPr>
-              <w:jc w:val="center"/>
-              <w:rPr>
-                <w:b/>
                 <w:iCs/>
               </w:rPr>
             </w:pPr>
@@ -3246,7 +3408,7 @@
                 <w:b/>
                 <w:bCs/>
               </w:rPr>
-              <w:t>деревья</w:t>
+              <w:t>Потоки в графах</w:t>
             </w:r>
             <w:r>
               <w:rPr>
@@ -3707,31 +3869,10 @@
                 <w:b/>
                 <w:bCs/>
               </w:rPr>
-              <w:t>Введение в C/</w:t>
-            </w:r>
-            <w:proofErr w:type="gramStart"/>
-            <w:r>
-              <w:rPr>
-                <w:b/>
-                <w:bCs/>
-              </w:rPr>
-              <w:t>C++</w:t>
-            </w:r>
-            <w:r>
-              <w:rPr>
-                <w:b/>
-                <w:bCs/>
-              </w:rPr>
-              <w:t>:</w:t>
-            </w:r>
-            <w:r>
-              <w:rPr>
-                <w:b/>
-                <w:bCs/>
-              </w:rPr>
-              <w:t>.</w:t>
-            </w:r>
-            <w:proofErr w:type="gramEnd"/>
+              <w:t>Базовый алгоритмы на графах</w:t>
+            </w:r>
+            <w:bookmarkStart w:id="0" w:name="_GoBack"/>
+            <w:bookmarkEnd w:id="0"/>
           </w:p>
           <w:p>
             <w:pPr>
@@ -3766,10 +3907,8 @@
                 <w:bCs/>
                 <w:sz w:val="22"/>
                 <w:szCs w:val="22"/>
-                <w:lang w:val="en-US"/>
-              </w:rPr>
-            </w:pPr>
-            <w:proofErr w:type="spellStart"/>
+              </w:rPr>
+            </w:pPr>
             <w:r>
               <w:rPr>
                 <w:iCs/>
@@ -3786,13 +3925,11 @@
               </w:rPr>
               <w:t>уд</w:t>
             </w:r>
-            <w:proofErr w:type="spellEnd"/>
-            <w:r>
-              <w:rPr>
-                <w:iCs/>
-                <w:sz w:val="20"/>
-                <w:szCs w:val="20"/>
-                <w:lang w:val="en-US"/>
+            <w:r>
+              <w:rPr>
+                <w:iCs/>
+                <w:sz w:val="20"/>
+                <w:szCs w:val="20"/>
               </w:rPr>
               <w:t>. №3</w:t>
             </w:r>
@@ -4193,8 +4330,6 @@
               </w:rPr>
               <w:t xml:space="preserve"> Ольга Викторовна</w:t>
             </w:r>
-            <w:bookmarkStart w:id="0" w:name="_GoBack"/>
-            <w:bookmarkEnd w:id="0"/>
           </w:p>
           <w:p>
             <w:pPr>
@@ -7227,4 +7362,16 @@
   <a:objectDefaults/>
   <a:extraClrSchemeLst/>
 </a:theme>
+</file>
+
+<file path=customXml/item1.xml><?xml version="1.0" encoding="utf-8"?>
+<b:Sources xmlns:b="http://schemas.openxmlformats.org/officeDocument/2006/bibliography" xmlns="http://schemas.openxmlformats.org/officeDocument/2006/bibliography" SelectedStyle="\APASixthEditionOfficeOnline.xsl" StyleName="APA" Version="6"/>
+</file>
+
+<file path=customXml/itemProps1.xml><?xml version="1.0" encoding="utf-8"?>
+<ds:datastoreItem xmlns:ds="http://schemas.openxmlformats.org/officeDocument/2006/customXml" ds:itemID="{4C6037B4-E533-4023-869A-074A7B2FE73E}">
+  <ds:schemaRefs>
+    <ds:schemaRef ds:uri="http://schemas.openxmlformats.org/officeDocument/2006/bibliography"/>
+  </ds:schemaRefs>
+</ds:datastoreItem>
 </file>